--- a/zaini_case_audit_output/outputs/word/documents/023_صك حكم نهائي الشيخ اسامة زيني ـ دعوى 42824717 - 25-08-1445 هـ رفض الالتماس.docx
+++ b/zaini_case_audit_output/outputs/word/documents/023_صك حكم نهائي الشيخ اسامة زيني ـ دعوى 42824717 - 25-08-1445 هـ رفض الالتماس.docx
@@ -70,15 +70,22 @@
     <w:p/>
     <w:p>
       <w:pPr>
+        <w:pStyle w:val="Heading2"/>
         <w:jc w:val="right"/>
         <w:bidi/>
       </w:pPr>
       <w:r>
-        <w:rPr>
-          <w:b w:val="0"/>
-          <w:i w:val="0"/>
-        </w:rPr>
-        <w:t>[صفحة 1]</w:t>
+        <w:t>صفحة 1</w:t>
+      </w:r>
+    </w:p>
+    <w:p>
+      <w:pPr>
+        <w:pStyle w:val="Heading2"/>
+        <w:jc w:val="right"/>
+        <w:bidi/>
+      </w:pPr>
+      <w:r>
+        <w:t>[نص الضبط / الحكم — المتن الفعلي] ===</w:t>
         <w:br/>
         <w:t>25</w:t>
         <w:br/>
@@ -87,22 +94,62 @@
         <w:t>ل 3 الا</w:t>
         <w:br/>
         <w:t>حا لست _حجججججججججججججججججبببجب ‏ 3 3</w:t>
+      </w:r>
+    </w:p>
+    <w:p>
+      <w:pPr>
+        <w:pStyle w:val="Heading2"/>
+        <w:jc w:val="right"/>
+        <w:bidi/>
+      </w:pPr>
+      <w:r>
+        <w:t>[ترويسة / كليشة وزارة العدل — معلومات رسمية متكررة] ===</w:t>
         <w:br/>
         <w:t>المحكمة التجارية بجدة رقم الصفحة ‎١ ١‏ 97 م 0_0</w:t>
         <w:br/>
         <w:t>دائرة الاستئناف الثانية ‎١‏ تاريخ الصك: 8١/8./ة44١‏ 3 90 الآ</w:t>
+      </w:r>
+    </w:p>
+    <w:p>
+      <w:pPr>
+        <w:pStyle w:val="Heading2"/>
+        <w:jc w:val="right"/>
+        <w:bidi/>
+      </w:pPr>
+      <w:r>
+        <w:t>[نص الضبط / الحكم — المتن الفعلي] ===</w:t>
         <w:br/>
         <w:t>الحمد لله والصلاة والسلام”على رشّول الله أما يعد:</w:t>
         <w:br/>
         <w:t>فلدى دائرة الاستئناف الثانية وبناء على القضية رقم 17/ا27801'4 وتاريخ 17/178 ‎١527/١‏ ه</w:t>
         <w:br/>
         <w:t>ب( ؟ب؟7ب ل ةيضقلا قارطاأ ل</w:t>
+      </w:r>
+    </w:p>
+    <w:p>
+      <w:pPr>
+        <w:pStyle w:val="Heading2"/>
+        <w:jc w:val="right"/>
+        <w:bidi/>
+      </w:pPr>
+      <w:r>
+        <w:t>[بيانات الأطراف: المدعي / المدعى عليه / الحاضرون] ===</w:t>
         <w:br/>
         <w:t>عدنان احمد عباس زيني الهوية الوطنية لف ل سعودي المدعي مستأنف</w:t>
         <w:br/>
         <w:t>عاتقة محمديحيى محمدعلي الحرازي الهوية الوطنية يل سعودي مدعى عليه مستأنف ضده</w:t>
         <w:br/>
         <w:t>اسامة احمد عباس زيني الهوية الوطنية 00 سعودي مدعى عليه مستأنف ضده</w:t>
+      </w:r>
+    </w:p>
+    <w:p>
+      <w:pPr>
+        <w:pStyle w:val="Heading2"/>
+        <w:jc w:val="right"/>
+        <w:bidi/>
+      </w:pPr>
+      <w:r>
+        <w:t>[نص الضبط / الحكم — المتن الفعلي] ===</w:t>
         <w:br/>
         <w:t>عئاقولا</w:t>
         <w:br/>
@@ -149,17 +196,34 @@
     </w:p>
     <w:p>
       <w:pPr>
+        <w:pStyle w:val="Heading2"/>
         <w:jc w:val="right"/>
         <w:bidi/>
       </w:pPr>
       <w:r>
-        <w:rPr>
-          <w:b w:val="0"/>
-          <w:i w:val="0"/>
-        </w:rPr>
-        <w:t>[صفحة 2]</w:t>
+        <w:t>صفحة 2</w:t>
+      </w:r>
+    </w:p>
+    <w:p>
+      <w:pPr>
+        <w:pStyle w:val="Heading2"/>
+        <w:jc w:val="right"/>
+        <w:bidi/>
+      </w:pPr>
+      <w:r>
+        <w:t>[بيانات الأطراف: المدعي / المدعى عليه / الحاضرون] ===</w:t>
         <w:br/>
         <w:t>خلال إزعربية السعودية صك رقم .878577. 447</w:t>
+      </w:r>
+    </w:p>
+    <w:p>
+      <w:pPr>
+        <w:pStyle w:val="Heading2"/>
+        <w:jc w:val="right"/>
+        <w:bidi/>
+      </w:pPr>
+      <w:r>
+        <w:t>[نص الضبط / الحكم — المتن الفعلي] ===</w:t>
         <w:br/>
         <w:t>ماع</w:t>
         <w:br/>
@@ -247,17 +311,34 @@
     </w:p>
     <w:p>
       <w:pPr>
+        <w:pStyle w:val="Heading2"/>
         <w:jc w:val="right"/>
         <w:bidi/>
       </w:pPr>
       <w:r>
-        <w:rPr>
-          <w:b w:val="0"/>
-          <w:i w:val="0"/>
-        </w:rPr>
-        <w:t>[صفحة 3]</w:t>
+        <w:t>صفحة 3</w:t>
+      </w:r>
+    </w:p>
+    <w:p>
+      <w:pPr>
+        <w:pStyle w:val="Heading2"/>
+        <w:jc w:val="right"/>
+        <w:bidi/>
+      </w:pPr>
+      <w:r>
+        <w:t>[بيانات الأطراف: المدعي / المدعى عليه / الحاضرون] ===</w:t>
         <w:br/>
         <w:t>خلال إزعربية السعودية صك رقم .47.87877غ</w:t>
+      </w:r>
+    </w:p>
+    <w:p>
+      <w:pPr>
+        <w:pStyle w:val="Heading2"/>
+        <w:jc w:val="right"/>
+        <w:bidi/>
+      </w:pPr>
+      <w:r>
+        <w:t>[نص الضبط / الحكم — المتن الفعلي] ===</w:t>
         <w:br/>
         <w:t>ماع</w:t>
         <w:br/>
@@ -343,17 +424,34 @@
     </w:p>
     <w:p>
       <w:pPr>
+        <w:pStyle w:val="Heading2"/>
         <w:jc w:val="right"/>
         <w:bidi/>
       </w:pPr>
       <w:r>
-        <w:rPr>
-          <w:b w:val="0"/>
-          <w:i w:val="0"/>
-        </w:rPr>
-        <w:t>[صفحة 4]</w:t>
+        <w:t>صفحة 4</w:t>
+      </w:r>
+    </w:p>
+    <w:p>
+      <w:pPr>
+        <w:pStyle w:val="Heading2"/>
+        <w:jc w:val="right"/>
+        <w:bidi/>
+      </w:pPr>
+      <w:r>
+        <w:t>[بيانات الأطراف: المدعي / المدعى عليه / الحاضرون] ===</w:t>
         <w:br/>
         <w:t>خلال إزعربية السعودية صك رقم .207.87857</w:t>
+      </w:r>
+    </w:p>
+    <w:p>
+      <w:pPr>
+        <w:pStyle w:val="Heading2"/>
+        <w:jc w:val="right"/>
+        <w:bidi/>
+      </w:pPr>
+      <w:r>
+        <w:t>[نص الضبط / الحكم — المتن الفعلي] ===</w:t>
         <w:br/>
         <w:t>1</w:t>
         <w:br/>
@@ -441,17 +539,34 @@
     </w:p>
     <w:p>
       <w:pPr>
+        <w:pStyle w:val="Heading2"/>
         <w:jc w:val="right"/>
         <w:bidi/>
       </w:pPr>
       <w:r>
-        <w:rPr>
-          <w:b w:val="0"/>
-          <w:i w:val="0"/>
-        </w:rPr>
-        <w:t>[صفحة 5]</w:t>
+        <w:t>صفحة 5</w:t>
+      </w:r>
+    </w:p>
+    <w:p>
+      <w:pPr>
+        <w:pStyle w:val="Heading2"/>
+        <w:jc w:val="right"/>
+        <w:bidi/>
+      </w:pPr>
+      <w:r>
+        <w:t>[بيانات الأطراف: المدعي / المدعى عليه / الحاضرون] ===</w:t>
         <w:br/>
         <w:t>خلال إزعربية السعودية صك رقم .47.87877غ</w:t>
+      </w:r>
+    </w:p>
+    <w:p>
+      <w:pPr>
+        <w:pStyle w:val="Heading2"/>
+        <w:jc w:val="right"/>
+        <w:bidi/>
+      </w:pPr>
+      <w:r>
+        <w:t>[نص الضبط / الحكم — المتن الفعلي] ===</w:t>
         <w:br/>
         <w:t>1</w:t>
         <w:br/>
@@ -537,17 +652,34 @@
     </w:p>
     <w:p>
       <w:pPr>
+        <w:pStyle w:val="Heading2"/>
         <w:jc w:val="right"/>
         <w:bidi/>
       </w:pPr>
       <w:r>
-        <w:rPr>
-          <w:b w:val="0"/>
-          <w:i w:val="0"/>
-        </w:rPr>
-        <w:t>[صفحة 6]</w:t>
+        <w:t>صفحة 6</w:t>
+      </w:r>
+    </w:p>
+    <w:p>
+      <w:pPr>
+        <w:pStyle w:val="Heading2"/>
+        <w:jc w:val="right"/>
+        <w:bidi/>
+      </w:pPr>
+      <w:r>
+        <w:t>[بيانات الأطراف: المدعي / المدعى عليه / الحاضرون] ===</w:t>
         <w:br/>
         <w:t>خلال إزعربية السعودية صك رقم .207.87857</w:t>
+      </w:r>
+    </w:p>
+    <w:p>
+      <w:pPr>
+        <w:pStyle w:val="Heading2"/>
+        <w:jc w:val="right"/>
+        <w:bidi/>
+      </w:pPr>
+      <w:r>
+        <w:t>[نص الضبط / الحكم — المتن الفعلي] ===</w:t>
         <w:br/>
         <w:t>1</w:t>
         <w:br/>
@@ -587,8 +719,28 @@
         <w:t>ربع لسرملا ديربلا ىلع تباجأ ةرئادلا نأ املو ؛ةرئادلل ينورتكلالا ديربلا ربع تادنتسملا عيمج لاسرإ مت ةقباسلا</w:t>
         <w:br/>
         <w:t>اهعفرب ماظنلا حمسي يتلا تاقفرملا نم ءزج قافرإ متيس ماظنلا ربع تادنتسملا قافرإ ةرورضب ليميالا</w:t>
+      </w:r>
+    </w:p>
+    <w:p>
+      <w:pPr>
+        <w:pStyle w:val="Heading2"/>
+        <w:jc w:val="right"/>
+        <w:bidi/>
+      </w:pPr>
+      <w:r>
+        <w:t>[ترويسة / كليشة وزارة العدل — معلومات رسمية متكررة] ===</w:t>
         <w:br/>
         <w:t>والاحالة إلى ما تم رفعه سابقاً عبر البريد الالكتروني للدائرة( كما اطلعت الدائرة على المذكرة المقدمة من وكيل</w:t>
+      </w:r>
+    </w:p>
+    <w:p>
+      <w:pPr>
+        <w:pStyle w:val="Heading2"/>
+        <w:jc w:val="right"/>
+        <w:bidi/>
+      </w:pPr>
+      <w:r>
+        <w:t>[نص الضبط / الحكم — المتن الفعلي] ===</w:t>
         <w:br/>
         <w:t>المدعى علية'(اسامة احمد عباس زيني)بتاريخ 08/08/1445هء ونصها (أولاً: حقيقة الدعوى والدفوع الجوهرية</w:t>
         <w:br/>
@@ -633,17 +785,34 @@
     </w:p>
     <w:p>
       <w:pPr>
+        <w:pStyle w:val="Heading2"/>
         <w:jc w:val="right"/>
         <w:bidi/>
       </w:pPr>
       <w:r>
-        <w:rPr>
-          <w:b w:val="0"/>
-          <w:i w:val="0"/>
-        </w:rPr>
-        <w:t>[صفحة 7]</w:t>
+        <w:t>صفحة 7</w:t>
+      </w:r>
+    </w:p>
+    <w:p>
+      <w:pPr>
+        <w:pStyle w:val="Heading2"/>
+        <w:jc w:val="right"/>
+        <w:bidi/>
+      </w:pPr>
+      <w:r>
+        <w:t>[بيانات الأطراف: المدعي / المدعى عليه / الحاضرون] ===</w:t>
         <w:br/>
         <w:t>خلال إزعربية السعودية صك رقم .47.87877غ</w:t>
+      </w:r>
+    </w:p>
+    <w:p>
+      <w:pPr>
+        <w:pStyle w:val="Heading2"/>
+        <w:jc w:val="right"/>
+        <w:bidi/>
+      </w:pPr>
+      <w:r>
+        <w:t>[نص الضبط / الحكم — المتن الفعلي] ===</w:t>
         <w:br/>
         <w:t>1</w:t>
         <w:br/>
@@ -729,17 +898,34 @@
     </w:p>
     <w:p>
       <w:pPr>
+        <w:pStyle w:val="Heading2"/>
         <w:jc w:val="right"/>
         <w:bidi/>
       </w:pPr>
       <w:r>
-        <w:rPr>
-          <w:b w:val="0"/>
-          <w:i w:val="0"/>
-        </w:rPr>
-        <w:t>[صفحة 8]</w:t>
+        <w:t>صفحة 8</w:t>
+      </w:r>
+    </w:p>
+    <w:p>
+      <w:pPr>
+        <w:pStyle w:val="Heading2"/>
+        <w:jc w:val="right"/>
+        <w:bidi/>
+      </w:pPr>
+      <w:r>
+        <w:t>[بيانات الأطراف: المدعي / المدعى عليه / الحاضرون] ===</w:t>
         <w:br/>
         <w:t>خلال إزعربية السعودية صك رقم .47.87877غ</w:t>
+      </w:r>
+    </w:p>
+    <w:p>
+      <w:pPr>
+        <w:pStyle w:val="Heading2"/>
+        <w:jc w:val="right"/>
+        <w:bidi/>
+      </w:pPr>
+      <w:r>
+        <w:t>[نص الضبط / الحكم — المتن الفعلي] ===</w:t>
         <w:br/>
         <w:t>ماع</w:t>
         <w:br/>
@@ -825,17 +1011,34 @@
     </w:p>
     <w:p>
       <w:pPr>
+        <w:pStyle w:val="Heading2"/>
         <w:jc w:val="right"/>
         <w:bidi/>
       </w:pPr>
       <w:r>
-        <w:rPr>
-          <w:b w:val="0"/>
-          <w:i w:val="0"/>
-        </w:rPr>
-        <w:t>[صفحة 9]</w:t>
+        <w:t>صفحة 9</w:t>
+      </w:r>
+    </w:p>
+    <w:p>
+      <w:pPr>
+        <w:pStyle w:val="Heading2"/>
+        <w:jc w:val="right"/>
+        <w:bidi/>
+      </w:pPr>
+      <w:r>
+        <w:t>[بيانات الأطراف: المدعي / المدعى عليه / الحاضرون] ===</w:t>
         <w:br/>
         <w:t>خلال إزعربية السعودية صك رقم .47.87877غ</w:t>
+      </w:r>
+    </w:p>
+    <w:p>
+      <w:pPr>
+        <w:pStyle w:val="Heading2"/>
+        <w:jc w:val="right"/>
+        <w:bidi/>
+      </w:pPr>
+      <w:r>
+        <w:t>[نص الضبط / الحكم — المتن الفعلي] ===</w:t>
         <w:br/>
         <w:t>لعا 7ك</w:t>
         <w:br/>
@@ -921,17 +1124,34 @@
     </w:p>
     <w:p>
       <w:pPr>
+        <w:pStyle w:val="Heading2"/>
         <w:jc w:val="right"/>
         <w:bidi/>
       </w:pPr>
       <w:r>
-        <w:rPr>
-          <w:b w:val="0"/>
-          <w:i w:val="0"/>
-        </w:rPr>
-        <w:t>[صفحة 10]</w:t>
+        <w:t>صفحة 10</w:t>
+      </w:r>
+    </w:p>
+    <w:p>
+      <w:pPr>
+        <w:pStyle w:val="Heading2"/>
+        <w:jc w:val="right"/>
+        <w:bidi/>
+      </w:pPr>
+      <w:r>
+        <w:t>[بيانات الأطراف: المدعي / المدعى عليه / الحاضرون] ===</w:t>
         <w:br/>
         <w:t>خلال إزعربية السعودية صك رقم .47.87877غ</w:t>
+      </w:r>
+    </w:p>
+    <w:p>
+      <w:pPr>
+        <w:pStyle w:val="Heading2"/>
+        <w:jc w:val="right"/>
+        <w:bidi/>
+      </w:pPr>
+      <w:r>
+        <w:t>[نص الضبط / الحكم — المتن الفعلي] ===</w:t>
         <w:br/>
         <w:t>ماع</w:t>
         <w:br/>
@@ -1017,17 +1237,34 @@
     </w:p>
     <w:p>
       <w:pPr>
+        <w:pStyle w:val="Heading2"/>
         <w:jc w:val="right"/>
         <w:bidi/>
       </w:pPr>
       <w:r>
-        <w:rPr>
-          <w:b w:val="0"/>
-          <w:i w:val="0"/>
-        </w:rPr>
-        <w:t>[صفحة 11]</w:t>
+        <w:t>صفحة 11</w:t>
+      </w:r>
+    </w:p>
+    <w:p>
+      <w:pPr>
+        <w:pStyle w:val="Heading2"/>
+        <w:jc w:val="right"/>
+        <w:bidi/>
+      </w:pPr>
+      <w:r>
+        <w:t>[بيانات الأطراف: المدعي / المدعى عليه / الحاضرون] ===</w:t>
         <w:br/>
         <w:t>خلال إزعربية السعودية صك رقم .7.8578577هع</w:t>
+      </w:r>
+    </w:p>
+    <w:p>
+      <w:pPr>
+        <w:pStyle w:val="Heading2"/>
+        <w:jc w:val="right"/>
+        <w:bidi/>
+      </w:pPr>
+      <w:r>
+        <w:t>[نص الضبط / الحكم — المتن الفعلي] ===</w:t>
         <w:br/>
         <w:t>لا 3 01</w:t>
         <w:br/>
@@ -1113,17 +1350,34 @@
     </w:p>
     <w:p>
       <w:pPr>
+        <w:pStyle w:val="Heading2"/>
         <w:jc w:val="right"/>
         <w:bidi/>
       </w:pPr>
       <w:r>
-        <w:rPr>
-          <w:b w:val="0"/>
-          <w:i w:val="0"/>
-        </w:rPr>
-        <w:t>[صفحة 12]</w:t>
+        <w:t>صفحة 12</w:t>
+      </w:r>
+    </w:p>
+    <w:p>
+      <w:pPr>
+        <w:pStyle w:val="Heading2"/>
+        <w:jc w:val="right"/>
+        <w:bidi/>
+      </w:pPr>
+      <w:r>
+        <w:t>[بيانات الأطراف: المدعي / المدعى عليه / الحاضرون] ===</w:t>
         <w:br/>
         <w:t>رديه السعودي صك رقم .40111151 ها 23 ها</w:t>
+      </w:r>
+    </w:p>
+    <w:p>
+      <w:pPr>
+        <w:pStyle w:val="Heading2"/>
+        <w:jc w:val="right"/>
+        <w:bidi/>
+      </w:pPr>
+      <w:r>
+        <w:t>[نص الضبط / الحكم — المتن الفعلي] ===</w:t>
         <w:br/>
         <w:t>جح وي</w:t>
       </w:r>
@@ -1207,29 +1461,35 @@
     </w:p>
     <w:p>
       <w:pPr>
+        <w:pStyle w:val="Heading2"/>
         <w:jc w:val="right"/>
         <w:bidi/>
       </w:pPr>
       <w:r>
-        <w:rPr>
-          <w:b w:val="0"/>
-          <w:i w:val="0"/>
-        </w:rPr>
-        <w:t>[صفحة 13]</w:t>
+        <w:t>صفحة 13</w:t>
+      </w:r>
+    </w:p>
+    <w:p>
+      <w:pPr>
+        <w:pStyle w:val="Heading2"/>
+        <w:jc w:val="right"/>
+        <w:bidi/>
+      </w:pPr>
+      <w:r>
+        <w:t>[بيانات الأطراف: المدعي / المدعى عليه / الحاضرون] ===</w:t>
         <w:br/>
         <w:t>خلال إزعربية السعودية صك رقم .878577. 447</w:t>
       </w:r>
     </w:p>
     <w:p>
       <w:pPr>
+        <w:pStyle w:val="Heading2"/>
         <w:jc w:val="right"/>
         <w:bidi/>
       </w:pPr>
       <w:r>
-        <w:rPr>
-          <w:b w:val="0"/>
-          <w:i w:val="0"/>
-        </w:rPr>
+        <w:t>[نص الضبط / الحكم — المتن الفعلي] ===</w:t>
+        <w:br/>
         <w:t>لعا 7ك</w:t>
       </w:r>
     </w:p>
@@ -1307,15 +1567,22 @@
     </w:p>
     <w:p>
       <w:pPr>
+        <w:pStyle w:val="Heading2"/>
         <w:jc w:val="right"/>
         <w:bidi/>
       </w:pPr>
       <w:r>
-        <w:rPr>
-          <w:b w:val="0"/>
-          <w:i w:val="0"/>
-        </w:rPr>
-        <w:t>[صفحة 14]</w:t>
+        <w:t>صفحة 14</w:t>
+      </w:r>
+    </w:p>
+    <w:p>
+      <w:pPr>
+        <w:pStyle w:val="Heading2"/>
+        <w:jc w:val="right"/>
+        <w:bidi/>
+      </w:pPr>
+      <w:r>
+        <w:t>[نص الضبط / الحكم — المتن الفعلي] ===</w:t>
         <w:br/>
         <w:t>ةيدوعسلا ةيبرعلا ةكلمكأا</w:t>
         <w:br/>
@@ -1324,8 +1591,28 @@
         <w:t>0</w:t>
         <w:br/>
         <w:t>المحكمة التجارية بجدة رقم الصِفحّةابيلا ‎١4‏ 0</w:t>
+      </w:r>
+    </w:p>
+    <w:p>
+      <w:pPr>
+        <w:pStyle w:val="Heading2"/>
+        <w:jc w:val="right"/>
+        <w:bidi/>
+      </w:pPr>
+      <w:r>
+        <w:t>[ترويسة / كليشة وزارة العدل — معلومات رسمية متكررة] ===</w:t>
         <w:br/>
         <w:t>دائرة الاستئناف الثانية تاريخ الصك: ‎١444/.4/78‏ - 01 لك</w:t>
+      </w:r>
+    </w:p>
+    <w:p>
+      <w:pPr>
+        <w:pStyle w:val="Heading2"/>
+        <w:jc w:val="right"/>
+        <w:bidi/>
+      </w:pPr>
+      <w:r>
+        <w:t>[نص الضبط / الحكم — المتن الفعلي] ===</w:t>
         <w:br/>
         <w:t>ةرث 2 ةرئادلا وِض ةيئاضقلا ةرئادلا سيئر</w:t>
         <w:br/>

--- a/zaini_case_audit_output/outputs/word/documents/023_صك حكم نهائي الشيخ اسامة زيني ـ دعوى 42824717 - 25-08-1445 هـ رفض الالتماس.docx
+++ b/zaini_case_audit_output/outputs/word/documents/023_صك حكم نهائي الشيخ اسامة زيني ـ دعوى 42824717 - 25-08-1445 هـ رفض الالتماس.docx
@@ -123,7 +123,7 @@
         <w:br/>
         <w:t>فلدى دائرة الاستئناف الثانية وبناء على القضية رقم 17/ا27801'4 وتاريخ 17/178 ‎١527/١‏ ه</w:t>
         <w:br/>
-        <w:t>ب( ؟ب؟7ب ل ةيضقلا قارطاأ ل</w:t>
+        <w:t>ل أاطراق القضية ل ب7؟ب؟ )ب</w:t>
       </w:r>
     </w:p>
     <w:p>
@@ -302,7 +302,7 @@
         <w:br/>
         <w:t>ريمألا امهو ةصاحم ةكارش دوقعب دلاولا ءاكرش تاقحتسم نع ةرابع ثروملا ىلع نويد دادس :ًايناث (ءافولا</w:t>
         <w:br/>
-        <w:t>غلبم (سمتلملا) هيلع ىعدملا مهل ددسو ثروملا نيبو مهنيب جراختلا متو ءنيرخآو .دوعس لآ زيزعلا دبع نب دمحأ</w:t>
+        <w:t>أحمد بن عبد العزيز آل سعود. وآخرينء وتم التخارج بينهم وبين المورث وسدد لهم المدعى عليه (الملتمس) مبلغ</w:t>
         <w:br/>
         <w:t>وقدره (/19,474.43717) تسعة وعشرون مليوناً وأربع مائة وأربعة وعشرون ألفا وسبعة عشرة ريالا.تم سَداده</w:t>
         <w:br/>
@@ -361,7 +361,7 @@
         <w:br/>
         <w:t>‎٠‏ ثلاثة عشر مليوناً ومائتي ألف ريالء في الفترة من ‎١57١‏ وحتى وفاته في ‎478/٠. 4/7١‏ ١ه‏ (مرفق</w:t>
         <w:br/>
-        <w:t>‏ه١ ‏51١‎ نم ةرتفلا يف دادسلاب هيلع ىعدملا مايق اهف تباث (ءافولا تادنتسم عيمجو ءافولا تادنتسم:روص 3</w:t>
+        <w:t>3 صور:مستندات الوفاء وجميع مستندات الوفاء) ثابت فها قيام المدعى عليه بالسداد في الفترة من ‎51١‏ ١ه‏</w:t>
         <w:br/>
         <w:t>وح وفاة المورث وهو ما يتفق مع بنود عقد بيع حصة المورث في الشركة والذي تضمن في البند"الرابع</w:t>
         <w:br/>
@@ -522,7 +522,7 @@
         <w:br/>
         <w:t>نودب كلذو ضعبلا اهضعبب تفتحا يتلا نئارقلا ليبق نم نيمختلا اذه تربتعاو .ليكولا عيقوت امنإو ثروملا</w:t>
         <w:br/>
-        <w:t>معزلا يف لثمتملاو هدض سمتلملا نم لصاحلا شغلا ىلع سمتلملا ليلد نإ ثيحو .يماظن وأ يعرش ليلد</w:t>
+        <w:t>دليل شرعي أو نظامي. وحيث إن دليل الملتمس على الغش الحاصل من الملتمس ضده والمتمثل في الزعم</w:t>
         <w:br/>
         <w:t>ةمكحملا ىلع سبللا ثادحإ هدمعتو حيحص ريغ غلبمب صصحلا عيب دقع اهلع دراولا ةكرشلا مييقتب لطابلا</w:t>
         <w:br/>
@@ -1297,7 +1297,7 @@
         <w:br/>
         <w:t>ضدهما. ثانياً: ما زعمه وكيل الملتميّن ضدهما بأن الملتمس تقدم بهذه المستندات للدائرة المختصة بنظر</w:t>
         <w:br/>
-        <w:t>ةمكحم مامأ عفارتلا ءانثأ ه13/01/1445 خيراتو (4570053093) مقر ةيضقلا يف ةريبكلا ىواعدلا</w:t>
+        <w:t>الدعاوى الكبيرة في القضية رقم (4570053093) وتاريخ 13/01/1445ه أثناء الترافع أمام محكمة</w:t>
         <w:br/>
         <w:t>الاستئناف التجاريةءغير صحيح ومردود عليه بالآتي: 1-أن الدعوى التجارية محل الحكم الملتمس عليه تتعلق</w:t>
         <w:br/>
@@ -1438,7 +1438,7 @@
         <w:br/>
         <w:t>ضدهما بأن المذكرة الجوابية ليس فيها ما يستدعي الرد وان ما يذكره من غش سبق بحثه وان تقييم الخصضة</w:t>
         <w:br/>
-        <w:t>ةليكو تبقعف ةصحلا ةيقب تبثي يذلاو ءاكرشلا ةيقبو سمتلملا نديب مت يذلا جراخبتتلا حلص ىلع ءانب مت</w:t>
+        <w:t>تم بناء على صلح التتبخارج الذي تم بيدن الملتمس وبقية الشركاء والذي يثبت بقية الحصة فعقبت وكيلة</w:t>
         <w:br/>
         <w:t>الملتمس بأنها بعثت بردها عبر حقل المحادثة ونصه (ما عقب به وكيل الملتمس ضده بشأن صك الحديث عن</w:t>
         <w:br/>
@@ -1582,9 +1582,19 @@
         <w:bidi/>
       </w:pPr>
       <w:r>
+        <w:t>[بيانات الأطراف: المدعي / المدعى عليه / الحاضرون] ===</w:t>
+        <w:br/>
+        <w:t>اأكملكة العربية السعودية</w:t>
+      </w:r>
+    </w:p>
+    <w:p>
+      <w:pPr>
+        <w:pStyle w:val="Heading2"/>
+        <w:jc w:val="right"/>
+        <w:bidi/>
+      </w:pPr>
+      <w:r>
         <w:t>[نص الضبط / الحكم — المتن الفعلي] ===</w:t>
-        <w:br/>
-        <w:t>ةيدوعسلا ةيبرعلا ةكلمكأا</w:t>
         <w:br/>
         <w:t>دك وزارة التعدل صك رقم لق رلك</w:t>
         <w:br/>

--- a/zaini_case_audit_output/outputs/word/documents/023_صك حكم نهائي الشيخ اسامة زيني ـ دعوى 42824717 - 25-08-1445 هـ رفض الالتماس.docx
+++ b/zaini_case_audit_output/outputs/word/documents/023_صك حكم نهائي الشيخ اسامة زيني ـ دعوى 42824717 - 25-08-1445 هـ رفض الالتماس.docx
@@ -85,7 +85,7 @@
         <w:bidi/>
       </w:pPr>
       <w:r>
-        <w:t>[نص الضبط / الحكم — المتن الفعلي] ===</w:t>
+        <w:t>[المتن الفعلي: الوقائع / الأسباب / المنطوق] ===</w:t>
         <w:br/>
         <w:t>25</w:t>
         <w:br/>
@@ -103,7 +103,7 @@
         <w:bidi/>
       </w:pPr>
       <w:r>
-        <w:t>[ترويسة / كليشة وزارة العدل — معلومات رسمية متكررة] ===</w:t>
+        <w:t>[ترويسة / كليشة رسمية — معلومات متكررة] ===</w:t>
         <w:br/>
         <w:t>المحكمة التجارية بجدة رقم الصفحة ‎١ ١‏ 97 م 0_0</w:t>
         <w:br/>
@@ -117,7 +117,7 @@
         <w:bidi/>
       </w:pPr>
       <w:r>
-        <w:t>[نص الضبط / الحكم — المتن الفعلي] ===</w:t>
+        <w:t>[المتن الفعلي: الوقائع / الأسباب / المنطوق] ===</w:t>
         <w:br/>
         <w:t>الحمد لله والصلاة والسلام”على رشّول الله أما يعد:</w:t>
         <w:br/>
@@ -149,7 +149,7 @@
         <w:bidi/>
       </w:pPr>
       <w:r>
-        <w:t>[نص الضبط / الحكم — المتن الفعلي] ===</w:t>
+        <w:t>[المتن الفعلي: الوقائع / الأسباب / المنطوق] ===</w:t>
         <w:br/>
         <w:t>عئاقولا</w:t>
         <w:br/>
@@ -223,7 +223,7 @@
         <w:bidi/>
       </w:pPr>
       <w:r>
-        <w:t>[نص الضبط / الحكم — المتن الفعلي] ===</w:t>
+        <w:t>[المتن الفعلي: الوقائع / الأسباب / المنطوق] ===</w:t>
         <w:br/>
         <w:t>ماع</w:t>
         <w:br/>
@@ -338,7 +338,7 @@
         <w:bidi/>
       </w:pPr>
       <w:r>
-        <w:t>[نص الضبط / الحكم — المتن الفعلي] ===</w:t>
+        <w:t>[المتن الفعلي: الوقائع / الأسباب / المنطوق] ===</w:t>
         <w:br/>
         <w:t>ماع</w:t>
         <w:br/>
@@ -398,8 +398,28 @@
         <w:t>شركات الوالدء وأن جميع ما حصل عليه بحجة أنه مساهم منشؤه وحقيقته أموال الوالد والتي سدد بها حصة</w:t>
         <w:br/>
         <w:t>(عدنان) وشقيقه الآخر (غازي) - رحمه الله - ومع ذلك لم يتقدم أحد بإعانة الوالد عندما حجر عليه بتولي</w:t>
+      </w:r>
+    </w:p>
+    <w:p>
+      <w:pPr>
+        <w:pStyle w:val="Heading2"/>
+        <w:jc w:val="right"/>
+        <w:bidi/>
+      </w:pPr>
+      <w:r>
+        <w:t>[الطلبات / المرفقات] ===</w:t>
         <w:br/>
         <w:t>مصارفه ولمم يساهموا في تسديد أي من قروضه والتزاماته). ويتضح من المستندات الموثقة والمرفقات البنكية</w:t>
+      </w:r>
+    </w:p>
+    <w:p>
+      <w:pPr>
+        <w:pStyle w:val="Heading2"/>
+        <w:jc w:val="right"/>
+        <w:bidi/>
+      </w:pPr>
+      <w:r>
+        <w:t>[المتن الفعلي: الوقائع / الأسباب / المنطوق] ===</w:t>
         <w:br/>
         <w:t>أن المدعى عليه سدد مبالغا مالية كبيرة وحرص على الوفاء. ومن ثم فإن ما ذهب إليه قضاء المحكمة فيما</w:t>
         <w:br/>
@@ -451,7 +471,7 @@
         <w:bidi/>
       </w:pPr>
       <w:r>
-        <w:t>[نص الضبط / الحكم — المتن الفعلي] ===</w:t>
+        <w:t>[المتن الفعلي: الوقائع / الأسباب / المنطوق] ===</w:t>
         <w:br/>
         <w:t>1</w:t>
         <w:br/>
@@ -527,8 +547,28 @@
         <w:t>ةمكحملا ىلع سبللا ثادحإ هدمعتو حيحص ريغ غلبمب صصحلا عيب دقع اهلع دراولا ةكرشلا مييقتب لطابلا</w:t>
         <w:br/>
         <w:t>ققحت ذإو .ةينهملا ءاطخألاو تاضقانتملاب ءياملاو هب سنأتسملا ةلازغ وبأ للالط ريرقت نم ةأزتجم قاروأ ميدقتب</w:t>
+      </w:r>
+    </w:p>
+    <w:p>
+      <w:pPr>
+        <w:pStyle w:val="Heading2"/>
+        <w:jc w:val="right"/>
+        <w:bidi/>
+      </w:pPr>
+      <w:r>
+        <w:t>[الطلبات / المرفقات] ===</w:t>
         <w:br/>
         <w:t>علم موكلي بالغش في تاريخ لاحق على الحكم, بعد تمكنه من الحصول على صورة من التقييمات التي تعود إلى</w:t>
+      </w:r>
+    </w:p>
+    <w:p>
+      <w:pPr>
+        <w:pStyle w:val="Heading2"/>
+        <w:jc w:val="right"/>
+        <w:bidi/>
+      </w:pPr>
+      <w:r>
+        <w:t>[المتن الفعلي: الوقائع / الأسباب / المنطوق] ===</w:t>
         <w:br/>
         <w:t>ةكرش اهف مهاست يتلا تاكرشلا اهيب نم يتلاو رشع ىدحإلا تاكرشلل ةيقيقحلا ميقلا ديفت ‏ه4717١ ماع</w:t>
         <w:br/>
@@ -566,7 +606,7 @@
         <w:bidi/>
       </w:pPr>
       <w:r>
-        <w:t>[نص الضبط / الحكم — المتن الفعلي] ===</w:t>
+        <w:t>[المتن الفعلي: الوقائع / الأسباب / المنطوق] ===</w:t>
         <w:br/>
         <w:t>1</w:t>
         <w:br/>
@@ -679,7 +719,7 @@
         <w:bidi/>
       </w:pPr>
       <w:r>
-        <w:t>[نص الضبط / الحكم — المتن الفعلي] ===</w:t>
+        <w:t>[المتن الفعلي: الوقائع / الأسباب / المنطوق] ===</w:t>
         <w:br/>
         <w:t>1</w:t>
         <w:br/>
@@ -688,15 +728,24 @@
     </w:p>
     <w:p>
       <w:pPr>
+        <w:pStyle w:val="Heading2"/>
         <w:jc w:val="right"/>
         <w:bidi/>
       </w:pPr>
       <w:r>
-        <w:rPr>
-          <w:b w:val="0"/>
-          <w:i w:val="0"/>
-        </w:rPr>
+        <w:t>[الطلبات / المرفقات] ===</w:t>
+        <w:br/>
         <w:t>أمواله. وهذا ضرر يتعذر تداركه. لهذه الأسباب نلتمس :من فخضيلتكم: أولاً: قبول الالتماس شكلاً. ثانياً : الأمر</w:t>
+      </w:r>
+    </w:p>
+    <w:p>
+      <w:pPr>
+        <w:pStyle w:val="Heading2"/>
+        <w:jc w:val="right"/>
+        <w:bidi/>
+      </w:pPr>
+      <w:r>
+        <w:t>[المتن الفعلي: الوقائع / الأسباب / المنطوق] ===</w:t>
         <w:br/>
         <w:t>بوقف تنفيذ طلب التنفيذ رقم ‎2.1١7405.174-.118(‏ ) وطللب التنفيذ رقم (لالاهه١740.117١١2.1‏ )</w:t>
         <w:br/>
@@ -728,7 +777,7 @@
         <w:bidi/>
       </w:pPr>
       <w:r>
-        <w:t>[ترويسة / كليشة وزارة العدل — معلومات رسمية متكررة] ===</w:t>
+        <w:t>[ترويسة / كليشة رسمية — معلومات متكررة] ===</w:t>
         <w:br/>
         <w:t>والاحالة إلى ما تم رفعه سابقاً عبر البريد الالكتروني للدائرة( كما اطلعت الدائرة على المذكرة المقدمة من وكيل</w:t>
       </w:r>
@@ -740,7 +789,7 @@
         <w:bidi/>
       </w:pPr>
       <w:r>
-        <w:t>[نص الضبط / الحكم — المتن الفعلي] ===</w:t>
+        <w:t>[المتن الفعلي: الوقائع / الأسباب / المنطوق] ===</w:t>
         <w:br/>
         <w:t>المدعى علية'(اسامة احمد عباس زيني)بتاريخ 08/08/1445هء ونصها (أولاً: حقيقة الدعوى والدفوع الجوهرية</w:t>
         <w:br/>
@@ -812,7 +861,7 @@
         <w:bidi/>
       </w:pPr>
       <w:r>
-        <w:t>[نص الضبط / الحكم — المتن الفعلي] ===</w:t>
+        <w:t>[المتن الفعلي: الوقائع / الأسباب / المنطوق] ===</w:t>
         <w:br/>
         <w:t>1</w:t>
         <w:br/>
@@ -870,8 +919,28 @@
         <w:t>إشكالية الحكم تنحصر في ثلاثة أمور وهي: صحة عقد البيع وأنه تم توقيعه من المورث. ومستندات السداد.</w:t>
         <w:br/>
         <w:t>والقيمة الحقيقية للشركة. علاقة المستندات المقدمة بالالتماس بتغيير وجه الحق في الدعوى: 1-مستندات</w:t>
+      </w:r>
+    </w:p>
+    <w:p>
+      <w:pPr>
+        <w:pStyle w:val="Heading2"/>
+        <w:jc w:val="right"/>
+        <w:bidi/>
+      </w:pPr>
+      <w:r>
+        <w:t>[الطلبات / المرفقات] ===</w:t>
         <w:br/>
         <w:t>السداد: قدمنا بمرفقات الالتماس مستندات مصرفية كدليل قاطع على قيام المشتري بسداد.ديون على</w:t>
+      </w:r>
+    </w:p>
+    <w:p>
+      <w:pPr>
+        <w:pStyle w:val="Heading2"/>
+        <w:jc w:val="right"/>
+        <w:bidi/>
+      </w:pPr>
+      <w:r>
+        <w:t>[المتن الفعلي: الوقائع / الأسباب / المنطوق] ===</w:t>
         <w:br/>
         <w:t>المورث من واقع شيكات وحوالات بنكية جميعها صادرة بتاريخ لاحق على بيع الحصصء وتقترب من 50 مليون</w:t>
         <w:br/>
@@ -882,10 +951,30 @@
         <w:t>مع البند خامساً من عقد البيع. علاوة عالى شيك بمبلغ 450,000 ريال رقم ( 000844) وتاريخ 04/10/2010</w:t>
         <w:br/>
         <w:t>الموافق 25/10/1431ه على حساب المورث بنك سامبا. 2-صحة عقد البيع وثبوت توقيع المورث عليه: قدمنا</w:t>
+      </w:r>
+    </w:p>
+    <w:p>
+      <w:pPr>
+        <w:pStyle w:val="Heading2"/>
+        <w:jc w:val="right"/>
+        <w:bidi/>
+      </w:pPr>
+      <w:r>
+        <w:t>[الطلبات / المرفقات] ===</w:t>
         <w:br/>
         <w:t>بمرفقات الالتماس شهادات شهود مكتوبة -هم أنفسهم المدونة توقيعاتهم على عقد البيع مما ينفي أي شهة</w:t>
         <w:br/>
         <w:t>-ولدبهم استعداد للمثول أمام المحكمة. 3-القيمة الحقيقية للشركة: قدمنا ضمن مرفقات الالتماس تقييم</w:t>
+      </w:r>
+    </w:p>
+    <w:p>
+      <w:pPr>
+        <w:pStyle w:val="Heading2"/>
+        <w:jc w:val="right"/>
+        <w:bidi/>
+      </w:pPr>
+      <w:r>
+        <w:t>[المتن الفعلي: الوقائع / الأسباب / المنطوق] ===</w:t>
         <w:br/>
         <w:t>للشركات التي تخارج مها المورث وأحيلت إلى شركة أحمد زيني وأولاده وشركة أحمد زيني التجارية ومحضر</w:t>
         <w:br/>
@@ -925,7 +1014,7 @@
         <w:bidi/>
       </w:pPr>
       <w:r>
-        <w:t>[نص الضبط / الحكم — المتن الفعلي] ===</w:t>
+        <w:t>[المتن الفعلي: الوقائع / الأسباب / المنطوق] ===</w:t>
         <w:br/>
         <w:t>ماع</w:t>
         <w:br/>
@@ -959,8 +1048,28 @@
         <w:t>واستند فيه الحكم إلى صحة وسلامة أهلية المورث وقت إثبات وصية له عام 1432., وأنه لا-عبرة بالحكم</w:t>
         <w:br/>
         <w:t>نم ةرداصلا كوكصلا نأ " :هيلإ راشملا مكحلا بيبست صخلم و .ه1434 ماع يف ةيالولاب رداصلا ديدجلا</w:t>
+      </w:r>
+    </w:p>
+    <w:p>
+      <w:pPr>
+        <w:pStyle w:val="Heading2"/>
+        <w:jc w:val="right"/>
+        <w:bidi/>
+      </w:pPr>
+      <w:r>
+        <w:t>[المُرسَل إليه / المخاطَب والتحية] ===</w:t>
         <w:br/>
         <w:t>الدوائر الشرعية لها حجيتها المعتبرة... وكذلك صكوك كتابة العدل, وأن المكاتبة بين وزير العدل ووزير الصحة</w:t>
+      </w:r>
+    </w:p>
+    <w:p>
+      <w:pPr>
+        <w:pStyle w:val="Heading2"/>
+        <w:jc w:val="right"/>
+        <w:bidi/>
+      </w:pPr>
+      <w:r>
+        <w:t>[المتن الفعلي: الوقائع / الأسباب / المنطوق] ===</w:t>
         <w:br/>
         <w:t>بشأن صحة التقرير الصادر من مستشفى ... الذي يُعد حاسماً في موضوع الوصية. وأما ماورد بشأن إفادة</w:t>
         <w:br/>
@@ -1004,7 +1113,7 @@
         <w:br/>
         <w:t>هو من يتولى إدارة جميع أموال وشركات المورث. بل أن المورث عينه وصي على وصيته ومسؤول عن إنفاذ</w:t>
         <w:br/>
-        <w:t>.ًاماظتو ًاعرش ةربتعملا لئاسملا نم ةروجأملا ةلاكولاف ءلباقم نودب نوكت نأ نكمي .ال تايلوؤسم يهو ,هفاقوأ</w:t>
+        <w:t>أوقافه, وهي مسؤوليات لا. يمكن أن تكون بدون مقابلء فالوكالة المأجورة من المسائل المعتبرة شرعاً وتظاماً.</w:t>
         <w:br/>
         <w:t>ومن المنطقي أن يحاسب المورث ولده عن تلك الأعمال. لما كان ما تقدم: وحيث أن الثابت نظاماً أنه ليس</w:t>
       </w:r>
@@ -1038,7 +1147,7 @@
         <w:bidi/>
       </w:pPr>
       <w:r>
-        <w:t>[نص الضبط / الحكم — المتن الفعلي] ===</w:t>
+        <w:t>[المتن الفعلي: الوقائع / الأسباب / المنطوق] ===</w:t>
         <w:br/>
         <w:t>لعا 7ك</w:t>
         <w:br/>
@@ -1106,12 +1215,52 @@
         <w:t>الالتماس - كان بتاريخ 13/03/1445ه ونرفق لفضيلتكم صورة صك الحكم الصادر من الدائرة المختصة</w:t>
         <w:br/>
         <w:t>هردقو غلبمب ًابلاطم اهريغو غلابملا هذه سمتلملا دروا دقو ةدجب ةماعلا ةمكحملاب ةريبكلا ىواعدلا رظنب</w:t>
+      </w:r>
+    </w:p>
+    <w:p>
+      <w:pPr>
+        <w:pStyle w:val="Heading2"/>
+        <w:jc w:val="right"/>
+        <w:bidi/>
+      </w:pPr>
+      <w:r>
+        <w:t>[الطلبات / المرفقات] ===</w:t>
         <w:br/>
         <w:t>0 مليون ريال وقد صدر حكم الدائرة بصرف النظر عن الدعوى ( مستند رقم ‎١‏ صورة من حكم الدائرة</w:t>
+      </w:r>
+    </w:p>
+    <w:p>
+      <w:pPr>
+        <w:pStyle w:val="Heading2"/>
+        <w:jc w:val="right"/>
+        <w:bidi/>
+      </w:pPr>
+      <w:r>
+        <w:t>[المتن الفعلي: الوقائع / الأسباب / المنطوق] ===</w:t>
         <w:br/>
         <w:t>درلاب تماقو ةرقوملا مكترئادو ةيئادتبالا ةرئادلا_-ىدل تادنتسملا هذه مدق ناو قبس سمتلملا نأب ًاملع ( ةريبكلا</w:t>
+      </w:r>
+    </w:p>
+    <w:p>
+      <w:pPr>
+        <w:pStyle w:val="Heading2"/>
+        <w:jc w:val="right"/>
+        <w:bidi/>
+      </w:pPr>
+      <w:r>
+        <w:t>[الطلبات / المرفقات] ===</w:t>
         <w:br/>
         <w:t>عنها في أسباب الحكم ( مستند رقم 7" صورة من حكم الدائرة التتجارية الابتدائية) وبالتالي فالمستندات المقدمة</w:t>
+      </w:r>
+    </w:p>
+    <w:p>
+      <w:pPr>
+        <w:pStyle w:val="Heading2"/>
+        <w:jc w:val="right"/>
+        <w:bidi/>
+      </w:pPr>
+      <w:r>
+        <w:t>[المتن الفعلي: الوقائع / الأسباب / المنطوق] ===</w:t>
         <w:br/>
         <w:t>سبق للملتمس ابرازها ولم يتعذر عليه ذلك كما يزعم في كذب صريح على الدائرة الموقرة واستناداً الى نص</w:t>
         <w:br/>
@@ -1151,7 +1300,7 @@
         <w:bidi/>
       </w:pPr>
       <w:r>
-        <w:t>[نص الضبط / الحكم — المتن الفعلي] ===</w:t>
+        <w:t>[المتن الفعلي: الوقائع / الأسباب / المنطوق] ===</w:t>
         <w:br/>
         <w:t>ماع</w:t>
         <w:br/>
@@ -1264,7 +1413,7 @@
         <w:bidi/>
       </w:pPr>
       <w:r>
-        <w:t>[نص الضبط / الحكم — المتن الفعلي] ===</w:t>
+        <w:t>[المتن الفعلي: الوقائع / الأسباب / المنطوق] ===</w:t>
         <w:br/>
         <w:t>لا 3 01</w:t>
         <w:br/>
@@ -1282,14 +1431,54 @@
           <w:i w:val="0"/>
         </w:rPr>
         <w:t>الدليل على السداد لقيمة الحصص. فإن من ادعى شيء فعليه تقديم ما يثبته. كما لم يقدم تقييمات أخرى</w:t>
+      </w:r>
+    </w:p>
+    <w:p>
+      <w:pPr>
+        <w:pStyle w:val="Heading2"/>
+        <w:jc w:val="right"/>
+        <w:bidi/>
+      </w:pPr>
+      <w:r>
+        <w:t>[الطلبات / المرفقات] ===</w:t>
         <w:br/>
         <w:t>للشركة. كما قررت أن الشيكين المشار إلهما لم تجدهم في مرفقات القضية). 3-استئناس بوكيل الملتمس</w:t>
+      </w:r>
+    </w:p>
+    <w:p>
+      <w:pPr>
+        <w:pStyle w:val="Heading2"/>
+        <w:jc w:val="right"/>
+        <w:bidi/>
+      </w:pPr>
+      <w:r>
+        <w:t>[المتن الفعلي: الوقائع / الأسباب / المنطوق] ===</w:t>
         <w:br/>
         <w:t>ضدهما بمذكرة موكلي المقدمة لدى محكمة الاستئناف الصادر عنها الحكم الملتمس عليه. بزعم أن موكلي</w:t>
+      </w:r>
+    </w:p>
+    <w:p>
+      <w:pPr>
+        <w:pStyle w:val="Heading2"/>
+        <w:jc w:val="right"/>
+        <w:bidi/>
+      </w:pPr>
+      <w:r>
+        <w:t>[الطلبات / المرفقات] ===</w:t>
         <w:br/>
         <w:t>تقدم بمرفقات في هذه المذكرة هي نفسها مستندات الالتماس. هو زعم غير صحيح ويكذبه الثابت بالمذكرة</w:t>
         <w:br/>
         <w:t>نفسهاء والتتي خلت من أي مرفقات .وإنما أشارت فقط إلى دفع موكلي بسداد مبلغ 6 مليون ريال بشيكين “سداد</w:t>
+      </w:r>
+    </w:p>
+    <w:p>
+      <w:pPr>
+        <w:pStyle w:val="Heading2"/>
+        <w:jc w:val="right"/>
+        <w:bidi/>
+      </w:pPr>
+      <w:r>
+        <w:t>[المتن الفعلي: الوقائع / الأسباب / المنطوق] ===</w:t>
         <w:br/>
         <w:t>لجزء من مديونية المورث لدى البنك العربي الوطني. ويتضح مما تقدم: أن المستندات المقدمة في التماس إعادة</w:t>
         <w:br/>
@@ -1377,7 +1566,7 @@
         <w:bidi/>
       </w:pPr>
       <w:r>
-        <w:t>[نص الضبط / الحكم — المتن الفعلي] ===</w:t>
+        <w:t>[المتن الفعلي: الوقائع / الأسباب / المنطوق] ===</w:t>
         <w:br/>
         <w:t>جح وي</w:t>
       </w:r>
@@ -1397,14 +1586,54 @@
         <w:t>هذا الغش إلا.في تاريخ لاحق على الحكم وهي: 1-التقييمات التي تعود إلى عام 1427ه وتفيد القيم الحقيقية</w:t>
         <w:br/>
         <w:t>للشركات الإحدى عشر والتي من بينها الشركات التي تساهم فها شركة أحمد زيني التجارية بنسبة من</w:t>
+      </w:r>
+    </w:p>
+    <w:p>
+      <w:pPr>
+        <w:pStyle w:val="Heading2"/>
+        <w:jc w:val="right"/>
+        <w:bidi/>
+      </w:pPr>
+      <w:r>
+        <w:t>[الطلبات / المرفقات] ===</w:t>
         <w:br/>
         <w:t>الحصص (مرفق ضمن مرفقات الالتماس). 2-محضر اجتماع مع شريك المورث شركة آبار وزينيء والمتضمن</w:t>
+      </w:r>
+    </w:p>
+    <w:p>
+      <w:pPr>
+        <w:pStyle w:val="Heading2"/>
+        <w:jc w:val="right"/>
+        <w:bidi/>
+      </w:pPr>
+      <w:r>
+        <w:t>[المتن الفعلي: الوقائع / الأسباب / المنطوق] ===</w:t>
         <w:br/>
         <w:t>تفاصيل التخارج ونسب كل شريك وحضور الملتمس ضده الأول (عدنان زيني) لهذا الاجتماع .وثابت بالمحضر</w:t>
         <w:br/>
         <w:t>38 ىدعتت ال هّللا همحر ينيز دمحأ خيشلا ثروملا ةصح ةميقو نويلم 136 تقولا كلذب تاكرشلا ةميق نأ</w:t>
+      </w:r>
+    </w:p>
+    <w:p>
+      <w:pPr>
+        <w:pStyle w:val="Heading2"/>
+        <w:jc w:val="right"/>
+        <w:bidi/>
+      </w:pPr>
+      <w:r>
+        <w:t>[الطلبات / المرفقات] ===</w:t>
         <w:br/>
         <w:t>مليون.(مرفق ضمن مرفقات الالتماس) ولم يتمكن الملتمس من تقديم المحضر أثناء انعقاد الجلسات. ومن</w:t>
+      </w:r>
+    </w:p>
+    <w:p>
+      <w:pPr>
+        <w:pStyle w:val="Heading2"/>
+        <w:jc w:val="right"/>
+        <w:bidi/>
+      </w:pPr>
+      <w:r>
+        <w:t>[المتن الفعلي: الوقائع / الأسباب / المنطوق] ===</w:t>
         <w:br/>
         <w:t>ثم فإن العلم بالغش يرتبط بتاريخ الحصول على المحضرء فهو المستند الذي يثبت الغش. وتاريخ الحصول</w:t>
         <w:br/>
@@ -1488,7 +1717,7 @@
         <w:bidi/>
       </w:pPr>
       <w:r>
-        <w:t>[نص الضبط / الحكم — المتن الفعلي] ===</w:t>
+        <w:t>[المتن الفعلي: الوقائع / الأسباب / المنطوق] ===</w:t>
         <w:br/>
         <w:t>لعا 7ك</w:t>
       </w:r>
@@ -1531,8 +1760,28 @@
         <w:t>والده للبنوك وتكليفات للصرف عليه , كما ذكر أن الغش يتمثل في زعم المدعيين - على غير الحقيقة - أن</w:t>
         <w:br/>
         <w:t>ىلع اهعالطا دعب ةرئادلاو . ةلازغ وبأ للالط بساحملا يئاهلا ريرقتلا يف ةدراولا يه ةصحلل ةلداعلا ةميقلا</w:t>
+      </w:r>
+    </w:p>
+    <w:p>
+      <w:pPr>
+        <w:pStyle w:val="Heading2"/>
+        <w:jc w:val="right"/>
+        <w:bidi/>
+      </w:pPr>
+      <w:r>
+        <w:t>[الطلبات / المرفقات] ===</w:t>
         <w:br/>
         <w:t>الالتمان ومرفقاته. فقد تبين لها أن الفقرة (ب , ج) من المادة (200) من نظام المرافعات لا تنظبق على</w:t>
+      </w:r>
+    </w:p>
+    <w:p>
+      <w:pPr>
+        <w:pStyle w:val="Heading2"/>
+        <w:jc w:val="right"/>
+        <w:bidi/>
+      </w:pPr>
+      <w:r>
+        <w:t>[المتن الفعلي: الوقائع / الأسباب / المنطوق] ===</w:t>
         <w:br/>
         <w:t>الالتماس الماثل؛ فما أورده الملتمس هو إعادة لمناقشة موضوع الدعوى مما كان محلاً لحكم الدائرة الابتدائية</w:t>
         <w:br/>
@@ -1594,7 +1843,7 @@
         <w:bidi/>
       </w:pPr>
       <w:r>
-        <w:t>[نص الضبط / الحكم — المتن الفعلي] ===</w:t>
+        <w:t>[المتن الفعلي: الوقائع / الأسباب / المنطوق] ===</w:t>
         <w:br/>
         <w:t>دك وزارة التعدل صك رقم لق رلك</w:t>
         <w:br/>
@@ -1610,7 +1859,7 @@
         <w:bidi/>
       </w:pPr>
       <w:r>
-        <w:t>[ترويسة / كليشة وزارة العدل — معلومات رسمية متكررة] ===</w:t>
+        <w:t>[ترويسة / كليشة رسمية — معلومات متكررة] ===</w:t>
         <w:br/>
         <w:t>دائرة الاستئناف الثانية تاريخ الصك: ‎١444/.4/78‏ - 01 لك</w:t>
       </w:r>
@@ -1622,9 +1871,19 @@
         <w:bidi/>
       </w:pPr>
       <w:r>
-        <w:t>[نص الضبط / الحكم — المتن الفعلي] ===</w:t>
-        <w:br/>
-        <w:t>ةرث 2 ةرئادلا وِض ةيئاضقلا ةرئادلا سيئر</w:t>
+        <w:t>[المُرسَل إليه / المخاطَب والتحية] ===</w:t>
+        <w:br/>
+        <w:t>رئيس الدائرة القضائية ضِو الدائرة 2 ثرة</w:t>
+      </w:r>
+    </w:p>
+    <w:p>
+      <w:pPr>
+        <w:pStyle w:val="Heading2"/>
+        <w:jc w:val="right"/>
+        <w:bidi/>
+      </w:pPr>
+      <w:r>
+        <w:t>[المتن الفعلي: الوقائع / الأسباب / المنطوق] ===</w:t>
         <w:br/>
         <w:t>ةرئادلا وضع ةرثادلا وضع 1 8</w:t>
         <w:br/>

--- a/zaini_case_audit_output/outputs/word/documents/023_صك حكم نهائي الشيخ اسامة زيني ـ دعوى 42824717 - 25-08-1445 هـ رفض الالتماس.docx
+++ b/zaini_case_audit_output/outputs/word/documents/023_صك حكم نهائي الشيخ اسامة زيني ـ دعوى 42824717 - 25-08-1445 هـ رفض الالتماس.docx
@@ -88,8 +88,28 @@
         <w:t>[المتن الفعلي: الوقائع / الأسباب / المنطوق] ===</w:t>
         <w:br/>
         <w:t>25</w:t>
-        <w:br/>
-        <w:t>1 ةيدوعسلا ةيبرعلا ةكلمللا كلا</w:t>
+      </w:r>
+    </w:p>
+    <w:p>
+      <w:pPr>
+        <w:pStyle w:val="Heading2"/>
+        <w:jc w:val="right"/>
+        <w:bidi/>
+      </w:pPr>
+      <w:r>
+        <w:t>[بيانات الأطراف: المدعي / المدعى عليه / الحاضرون] ===</w:t>
+        <w:br/>
+        <w:t>الك اللملكة العربية السعودية 1</w:t>
+      </w:r>
+    </w:p>
+    <w:p>
+      <w:pPr>
+        <w:pStyle w:val="Heading2"/>
+        <w:jc w:val="right"/>
+        <w:bidi/>
+      </w:pPr>
+      <w:r>
+        <w:t>[المتن الفعلي: الوقائع / الأسباب / المنطوق] ===</w:t>
         <w:br/>
         <w:t>ل 3 الا</w:t>
         <w:br/>
@@ -151,7 +171,7 @@
       <w:r>
         <w:t>[المتن الفعلي: الوقائع / الأسباب / المنطوق] ===</w:t>
         <w:br/>
-        <w:t>عئاقولا</w:t>
+        <w:t>الوقائع</w:t>
         <w:br/>
         <w:t>بما أن هذه الدائرة قد قامت بدراسة أطلب قبول الالتماس المقدم من وكيل المدعى عليه . وما أرفق به</w:t>
         <w:br/>
@@ -171,7 +191,7 @@
         <w:br/>
         <w:t>عدنان أحمد عباس زيني. هوية وطنية رقم (1017092733). مبلغاً قدره: (17,176,7170) ستة وتسعون</w:t>
         <w:br/>
-        <w:t>هللا ىلصو .قفوملا هللاو .بابسألاب حضوم وه امل ؛(ًالابر نوعبسو ناتئمو ًافلأ نوعبسو ةعستو ةئمعبسو ًانويلم</w:t>
+        <w:t>مليوناً وسبعمئة وتسعة وسبعون ألفاً ومئتان وسبعون ربالاً)؛ لما هو موضح بالأسباب. والله الموفق. وصلى الله</w:t>
         <w:br/>
         <w:t>وسلم على نبينا محمد وآله وصحبه أجمعين) .. وفي جلسة 25/07/1445ه المنعقدة عبر الاتصال المرئي عن</w:t>
         <w:br/>
@@ -181,9 +201,9 @@
         <w:br/>
         <w:t>الالتماس: وفقاً للمادة (86) من نظام المحاكم التجارية ونصها: "يجوز تقديم التماس إعادة النظر في الأحكام</w:t>
         <w:br/>
-        <w:t>اذهب مدقتأ هيلعو .ةيعرشلا تاعفارملا ماظن يف اهلع صوصنملا لاوحألا يف -ماظنلا بجومب ةرداصلا- ةيئاهلا</w:t>
-        <w:br/>
-        <w:t>تالاحلا يف ةيئاهنلا ماكحألا يف رظنلا ةداعإ نسمتلي نأ موصخلا نم يأل قحي) :هنأ ىلع تصن يتلا و تاعفارملا</w:t>
+        <w:t>الهائية -الصادرة بموجب النظام- في الأحوال المنصوص علها في نظام المرافعات الشرعية. وعليه أتقدم بهذا</w:t>
+        <w:br/>
+        <w:t>المرافعات و التي نصت على أنه: (يحق لأي من الخصوم أن يلتمسن إعادة النظر في الأحكام النهائية في الحالات</w:t>
         <w:br/>
         <w:t>التالية: ب- إذا حصل الملتمس بعد الحكم على أوراق قاطعة في الدعوى كان قد تعذر عليه إبرازها قبل الحكم.</w:t>
         <w:br/>
@@ -225,7 +245,7 @@
       <w:r>
         <w:t>[المتن الفعلي: الوقائع / الأسباب / المنطوق] ===</w:t>
         <w:br/>
-        <w:t>ماع</w:t>
+        <w:t>عام</w:t>
         <w:br/>
         <w:t>قز</w:t>
       </w:r>
@@ -264,7 +284,7 @@
         <w:br/>
         <w:t>وتكليفات من الوالد للصرف عليه كما هو وارد بالعقد ؛ ومن غير الممكن التحقق من صحته أو دقته. ورفضت</w:t>
         <w:br/>
-        <w:t>اذه ىلع ليلدلا ميدقت لجأل ةقالعلا تاذ كونبلاو يزكرملا كنبلل ةباتكلا (سمتلملا) هيلع ىعدملا بلط ةرئادلا</w:t>
+        <w:t>الدائرة طلب المدعى عليه (الملتمس) الكتابة للبنك المركزي والبنوك ذات العلاقة لأجل تقديم الدليل على هذا</w:t>
         <w:br/>
         <w:t>السداد القيمة الحصص والتي تعذر تقديمهاء مسبباً ذلك بأن من ادعى شيئاً فعليه تقديم ما يثبته. وأن</w:t>
         <w:br/>
@@ -276,15 +296,15 @@
         <w:br/>
         <w:t>الحصص. واتخذت من تعذر تقديم المدعى عليه مستندات تفيد السداد قرينة على انتقاء السداد. كما</w:t>
         <w:br/>
-        <w:t>نيمختلاو نظلا اهانبم ةنيرقلا .نويلم 000,000,120 ةميقلا نأ ةيف تباثلا عيبلا دقعب اهتعانق مدع تسسأ</w:t>
+        <w:t>أسست عدم قناعتها بعقد البيع الثابت فية أن القيمة 120,000,000 مليون. القرينة مبناها الظن والتخمين</w:t>
         <w:br/>
         <w:t>بأن المورث لم يوقع على العقد وأنه كان وقت التعاقد فاقد الأهلية أثر الوقائع على الحكم أن محكمة</w:t>
         <w:br/>
         <w:t>الاستئناف اعتبرت أن البيع وقع والثمن لم يسدد. وإذ تعذر على الملتمس إبراز الأوراق القاطعة التي تقيد</w:t>
         <w:br/>
-        <w:t>لوصحلا متو امهدض سمتلملاو سمتلملا ثروم) عئابلا ىلع تاينويدم دادسب سمتلملا مايق لالخ نم دادسلا</w:t>
-        <w:br/>
-        <w:t>يزكرملا كنبلا ةبطاخم اهلجل مزلي ءافولا تادنتسم نأ قاروألا زاربا رذعت ببس و ءمكحلا رودص دعب اهلع</w:t>
+        <w:t>السداد من خلال قيام الملتمس بسداد مديونيات على البائع (مورث الملتمس والملتمس ضدهما وتم الحصول</w:t>
+        <w:br/>
+        <w:t>علها بعد صدور الحكمء و سبب تعذر ابراز الأوراق أن مستندات الوفاء يلزم لجلها مخاطبة البنك المركزي</w:t>
         <w:br/>
         <w:t>والبنوك ذات العلاقة وأن ذلك يستغرق مدة طويلة, لا. سيما وأن المبالغ المسددة تتجاوز الستين مليوت ريال</w:t>
         <w:br/>
@@ -292,7 +312,7 @@
         <w:br/>
         <w:t>4 سنة كاملة سابقة على الدعوى. كما أن محكمة الاستئناف رفضت طلب المدعى عليه (الملتمس) مخاطبة</w:t>
         <w:br/>
-        <w:t>يتلا قاروألا نع امأ .اهنيح يف اهميدقتو اهلع لوصحلا سمتلملا ىلع رذعتو .ةقالعلا تاذ كونبلاو يزكرملا كنبلا</w:t>
+        <w:t>البنك المركزي والبنوك ذات العلاقة. وتعذر على الملتمس الحصول علها وتقديمها في حينها. أما عن الأوراق التي</w:t>
         <w:br/>
         <w:t>تم الحصول علها بعد الحكم الملتمس علية وتفيّدٍ السنداد فمي ما يلي: أولاً : سداد قروض بنكية على المورث في</w:t>
         <w:br/>
@@ -300,7 +320,7 @@
         <w:br/>
         <w:t>وثمانمائة واثنين وستون ربالاً). (مرفق 1 كشف ببيان المبالغ واستتحقاقاتها للبنوك ومستندات بنكية بإيداعات</w:t>
         <w:br/>
-        <w:t>ريمألا امهو ةصاحم ةكارش دوقعب دلاولا ءاكرش تاقحتسم نع ةرابع ثروملا ىلع نويد دادس :ًايناث (ءافولا</w:t>
+        <w:t>الوفاء) ثانياً: سداد ديون على المورث عبارة عن مستحقات شركاء الوالد بعقود شراكة محاصة وهما الأمير</w:t>
         <w:br/>
         <w:t>أحمد بن عبد العزيز آل سعود. وآخرينء وتم التخارج بينهم وبين المورث وسدد لهم المدعى عليه (الملتمس) مبلغ</w:t>
         <w:br/>
@@ -340,7 +360,7 @@
       <w:r>
         <w:t>[المتن الفعلي: الوقائع / الأسباب / المنطوق] ===</w:t>
         <w:br/>
-        <w:t>ماع</w:t>
+        <w:t>عام</w:t>
         <w:br/>
         <w:t>ج22 قي</w:t>
       </w:r>
@@ -371,7 +391,7 @@
         <w:br/>
         <w:t>البائع من اخرة مستحقة للمدعى عليّه قدرها 8 مليون عن إدارته التي استمرت ثلاثين عاماً لكافة شركات</w:t>
         <w:br/>
-        <w:t>ثروملا نع ىرخأ غلابم ددس دق سمتلملا نأب ًاملع اهتيمنت يف غلابلا ةرودو ةيلوؤسملا هلمحتو (ثروملا) دلاولا</w:t>
+        <w:t>الوالد (المورث) وتحمله المسؤولية ودورة البالغ في تنميتها علماً بأن الملتمس قد سدد مبالغ أخرى عن المورث</w:t>
         <w:br/>
         <w:t>يحتفظ بحقه في المطالبة بها بدعوى مستقلة - وحيث ذهبت محكمة الاستئناف الصادر عها الحكم الملتميس</w:t>
         <w:br/>
@@ -383,15 +403,15 @@
         <w:br/>
         <w:t>أحمد زيني.وهذا التفسير فيه خروج سافر على نية المتعاقدين. وتجاهل حقيقة الواقع الملتبس على الدائزة.</w:t>
         <w:br/>
-        <w:t>لصحي ملو . دلاولا تاورث ةدايزو اهئامن يف ببسلا ناكو ةكرش رشع ىدحإلا زواجتي ام ريدي ناك سمتلملاف</w:t>
+        <w:t>فالملتمس كان يدير ما يتجاوز الإحدى عشر شركة وكان السبب في نمائها وزيادة ثروات الوالد . ولم يحصل</w:t>
         <w:br/>
         <w:t>على أجرةء فما كان من الوالد أنَ راعي ذلك في العقد على النحو المشار له تفصيلاً في تمبيد العقد. علاوة على</w:t>
         <w:br/>
         <w:t>أن الدائرة أغفلت حقيقة هامة مفادها أن عملية البيع تمت من الوالد لولده. وأمر منطقي أن يراعى فيها</w:t>
         <w:br/>
-        <w:t>ةصاخلا هلامعأو هتارامثتساو ةلماك دلاولا تاكرش ةرادإ ىلوتي نم وه سمتلملاف .ةيعامتجاو ةيرسأ تارابتعا</w:t>
-        <w:br/>
-        <w:t>ةرئادلا نأ كلذل فضأ ءلمعلا ةرجأ هقوقح طسبأ نمو .هتيصو ىلع ًارظان دلاولا هنيع هب ةقثلا نسح نمو</w:t>
+        <w:t>اعتبارات أسرية واجتماعية. فالملتمس هو من يتولى إدارة شركات الوالد كاملة واستثماراته وأعماله الخاصة</w:t>
+        <w:br/>
+        <w:t>ومن حسن الثقة به عينه الوالد ناظراً على وصيته. ومن أبسط حقوقه أجرة العملء أضف لذلك أن الدائرة</w:t>
         <w:br/>
         <w:t>أهملت حقيقة هامة مؤداها أن الملتمس ضده الأول (عدنان) لم.يدفع ريالا-واحدا في مساهماته بحصص</w:t>
         <w:br/>
@@ -423,7 +443,7 @@
         <w:br/>
         <w:t>أن المدعى عليه سدد مبالغا مالية كبيرة وحرص على الوفاء. ومن ثم فإن ما ذهب إليه قضاء المحكمة فيما</w:t>
         <w:br/>
-        <w:t>سمتلملا هعنص سابتلا ىلع ينبم .هلحم ريغ يف داهتجا وه نمثلاب ءافولا مدع هدافم داهتجا نم هيلإ تهتنا</w:t>
+        <w:t>انتهت إليه من اجتهاد مفاده عدم الوفاء بالثمن هو اجتهاد في غير محله. مبني على التباس صنعه الملتمس</w:t>
         <w:br/>
         <w:t>ضده الأول وكان له تأثيره على الحكم..كما أن إهمال محكمة الاستئناف لعقد البيع وما تضمنه من بنود</w:t>
         <w:br/>
@@ -492,7 +512,7 @@
         <w:br/>
         <w:t>زعم الملتمس ضدهما على خلاف الحقيقة - بأن القيمة العادلة الحصة مورثهم التي تم بيعها على المدعى عليه</w:t>
         <w:br/>
-        <w:t>ًاشغ يعدملا معزو .ىرخأ ىوعد يف ةمدقملا ةلازغ وبأ لالط ريبخلل يئاهلا ريرقتلا يف ةدراولا كلت يه (سمتلملا)</w:t>
+        <w:t>(الملتمس) هي تلك الواردة في التقرير الهائي للخبير طلال أبو غزالة المقدمة في دعوى أخرى. وزعم المدعي غشاً</w:t>
         <w:br/>
         <w:t>وتدليساً بأن الخبير قيم شركة أحمد زيني التجارية وأنه تم تقييمها بمبلغ ‎٠18‏ مليون ريال. وقدم صور</w:t>
         <w:br/>
@@ -502,9 +522,9 @@
         <w:br/>
         <w:t>بالدليل أن التوقيع مزور وبناء على ذلك يتح الآتي: أن الوقائع محل الالتماس : تجسدت في قناعة محكمة</w:t>
         <w:br/>
-        <w:t>معز ىلع ةينبملا كلت يه صصحلا نمثل ةلداعلا ةميقلا نأب .هيلع سمتلملا متككحلا اع رداصلا فانئتسالا</w:t>
-        <w:br/>
-        <w:t>تضفرو .ىرخأ ىوعد يف مدقملا ةلازغ وبأ للالط ريرقتب ةدراولا كلت اهنأب (لوألا هدض سمتلملا) يعدملا شغو</w:t>
+        <w:t>الاستئناف الصادر عا الحككتم الملتمس عليه. بأن القيمة العادلة لثمن الحصص هي تلك المبنية على زعم</w:t>
+        <w:br/>
+        <w:t>وغش المدعي (الملتمس ضده الأول) بأنها تلك الواردة بتقرير طلالل أبو غزالة المقدم في دعوى أخرى. ورفضت</w:t>
         <w:br/>
         <w:t>الدائرة قبول دفع المدعى عليه الملتمس ضده) بوجود تقييمات أخرى للشركة تفيد خلاف ذلكء وأن تقييم</w:t>
         <w:br/>
@@ -522,11 +542,11 @@
         <w:br/>
         <w:t>تمسكه بتزوير العقد على مورثة أثر الوقائع على الحكم أن محكمة الاستئناف عولت على غش وتدليس</w:t>
         <w:br/>
-        <w:t>ةلداعلا ةميقلا تربتعاو ةلازغ وبأ ىلالط ريرقت يف هدورو معز نييعم غلبم ىلع هدانتساو .لوألا هدض سمتلملا</w:t>
+        <w:t>الملتمس ضده الأول. واستناده على مبلغ معيين زعم وروده في تقرير طلالى أبو غزالة واعتبرت القيمة العادلة</w:t>
         <w:br/>
         <w:t>الشراء نسبة (10) من حصص شركة أحمد زيني التجارية ليست ‎١١٠١‏ مليون ريالء وإنما ‎77١‏ مليون. رغم</w:t>
         <w:br/>
-        <w:t>هعفدو يعدملا شغب ةرثأتم نويلم 4 يهو يئدبملا ريرقتلاب ةدراولا ةميقلا نيب ًادج ريبكلا فالتخالاو ضقانتلا</w:t>
+        <w:t>التناقض والاختلاف الكبير جداً بين القيمة الواردة بالتقرير المبدئي وهي 4 مليون متأثرة بغش المدعي ودفعه</w:t>
         <w:br/>
         <w:t>المرسل بأن هناك تقرير نهائي قرر أن القيمة الإجمالية للشركة 7/7" مليونء ولم تلتفت المحكمة لهذا الفارق</w:t>
         <w:br/>
@@ -534,19 +554,19 @@
         <w:br/>
         <w:t>الشركاء وقيمة التجاوزات عن كامل الشركات ومنها قروض تبلغ ‎٠٠١‏ مليون أغلها باسم المورث علاوة على أن</w:t>
         <w:br/>
-        <w:t>,مها 477 ماع يف ةربخلا ريرقت اهتبسانمب رداصلا ىوعدلا اهمامأ ترظن يتلا ملاظملا ناويدبب ةيراججتلا ةرئادلا</w:t>
+        <w:t>الدائرة التججارية ببديوان المظالم التي نظرت أمامها الدعوى الصادر بمناسبتها تقرير الخبرة في عام 477 اهم,</w:t>
         <w:br/>
         <w:t>تراجعت عن استدعاء الخبير لمناقشتة في التقرير المتناقض: بعدما اتفق الخصوم على الصلح. بل لم تعترف</w:t>
         <w:br/>
         <w:t>دائرة الاستئناف بعقد البيع الموقع مع المورث وافترضت بدون دليل أن التوقيع المذيل به العقد ليس توقيع</w:t>
         <w:br/>
-        <w:t>نودب كلذو ضعبلا اهضعبب تفتحا يتلا نئارقلا ليبق نم نيمختلا اذه تربتعاو .ليكولا عيقوت امنإو ثروملا</w:t>
+        <w:t>المورث وإنما توقيع الوكيل. واعتبرت هذا التخمين من قبيل القرائن التي احتفت ببعضها البعض وذلك بدون</w:t>
         <w:br/>
         <w:t>دليل شرعي أو نظامي. وحيث إن دليل الملتمس على الغش الحاصل من الملتمس ضده والمتمثل في الزعم</w:t>
         <w:br/>
-        <w:t>ةمكحملا ىلع سبللا ثادحإ هدمعتو حيحص ريغ غلبمب صصحلا عيب دقع اهلع دراولا ةكرشلا مييقتب لطابلا</w:t>
-        <w:br/>
-        <w:t>ققحت ذإو .ةينهملا ءاطخألاو تاضقانتملاب ءياملاو هب سنأتسملا ةلازغ وبأ للالط ريرقت نم ةأزتجم قاروأ ميدقتب</w:t>
+        <w:t>الباطل بتقييم الشركة الوارد علها عقد بيع الحصص بمبلغ غير صحيح وتعمده إحداث اللبس على المحكمة</w:t>
+        <w:br/>
+        <w:t>بتقديم أوراق مجتزأة من تقرير طلالل أبو غزالة المستأنس به والمايء بالمتناقضات والأخطاء المهنية. وإذ تحقق</w:t>
       </w:r>
     </w:p>
     <w:p>
@@ -570,7 +590,7 @@
       <w:r>
         <w:t>[المتن الفعلي: الوقائع / الأسباب / المنطوق] ===</w:t>
         <w:br/>
-        <w:t>ةكرش اهف مهاست يتلا تاكرشلا اهيب نم يتلاو رشع ىدحإلا تاكرشلل ةيقيقحلا ميقلا ديفت ‏ه4717١ ماع</w:t>
+        <w:t>عام 4717١ه‏ تفيد القيم الحقيقية للشركات الإحدى عشر والتي من بيها الشركات التي تساهم فها شركة</w:t>
         <w:br/>
         <w:t>أحمد زيني التجارية بنسبة من الحصص. كذلك الحصول على محضر اجتماع مع شريك المورث شركة آبَار</w:t>
         <w:br/>
@@ -623,7 +643,7 @@
           <w:b w:val="0"/>
           <w:i w:val="0"/>
         </w:rPr>
-        <w:t>همحر ينيز دمحأ خيشلا ثروملا ةصح ةميقو نويلم ‏١75‎ تقولا كلذب تاكرشلا ةميق نأ رضحملاب تباثو (ينيز</w:t>
+        <w:t>زيني) وثابت بالمحضر أن قيمة الشركات بذلك الوقت ‎١75‏ مليون وقيمة حصة المورث الشيخ أحمد زيني رحمه</w:t>
         <w:br/>
         <w:t>الله لا تتعدى 8" مليون ولم يتمكن الملتمس من تقديم المحضين أثناء انعقاد الجلسات. ومن ثم فإن العلم</w:t>
         <w:br/>
@@ -633,7 +653,7 @@
         <w:br/>
         <w:t>للشهادة والتي تفيد توقيع أحمد زيني شخصياً على عقد البيع. وأنه تم على ثمن ‎١١٠١‏ مليون ريالء وحرروا</w:t>
         <w:br/>
-        <w:t>لحم تاكرشلل ةرداصلا ىرخألا تامييقتلا نأ :يلي ام هنيح يف شغلاب ملعلا رذعت ببسو .ةبوتكم مهتداهش</w:t>
+        <w:t>شهادتهم مكتوبة. وسبب تعذر العلم بالغش في حينه ما يلي: أن التقييمات الأخرى الصادرة للشركات محل</w:t>
         <w:br/>
         <w:t>التخارج والتي آلت نسب من خصصه إلى شركة أحمد زيني وأولاده. وشركة أحمد زيني التجارية. وكذلك</w:t>
         <w:br/>
@@ -657,7 +677,7 @@
         <w:br/>
         <w:t>الملتمس وأبلغوه برغبهم في الشهادة إنفاذاً لقوله تعالى: (ولا تكتموا الشهادة ومن يكتمها فإنه أثم قلبه)</w:t>
         <w:br/>
-        <w:t>مامأ لوثملل دادعتسا ىلع دوهشلاو .(ةيوتكم تاداهش عبرأ ددع 1 قفرم) مهتداهش اوررحو (117“ ةيآلا :ةرقبلا)</w:t>
+        <w:t>(البقرة: الآية “117) وحرروا شهادتهم (مرفق 1 عدد أربع شهادات مكتوية). والشهود على استعداد للمثول أمام</w:t>
         <w:br/>
         <w:t>المحكمة للإدلاء بالشهادة مما يقتضي سماعبا كبينة جديدة. لم تظهر إلا. بعد صدور الحكم ولما كان يشترط</w:t>
         <w:br/>
@@ -757,17 +777,37 @@
         <w:br/>
         <w:t>لذلك فأفهمتها الدائرة باستكمال مستنداتها خلال 3 أيام وتقديم مذكرة شاملة بها وافهمت الطرفين بتبادل</w:t>
         <w:br/>
-        <w:t>مم-0|[[)- 01/11/12 © 700.50 53./ ينورتكلالا ةرئادلا ديرب ربعف رذعت نإف جمانربلا ربع اهميدقتو تاركذملا</w:t>
+        <w:t>المذكرات وتقديمها عبر البرنامج فإن تعذر فعبر بريد الدائرة الالكتروني 53./ 700.50 © 01/11/12 -(]]|-0مم</w:t>
         <w:br/>
         <w:t>وعليه تقرر الدائرة تأجيل نظر الدعوى .وني جلسة 09/08/1445ه المنعقدة عبر الاتصال المرئي عن بعد</w:t>
         <w:br/>
         <w:t>والمبلغ بها أطرافها إلكترونياً واطلعت الدائرة على ملف القضية. واطلعت الدائرة على المذكرة المقدمة من وكيل</w:t>
         <w:br/>
         <w:t>المدعى عليه (اسامة احمد عباس زيني)بتاريخ 06/08/1445ه. ونصها:( نظراً لطلب الدائرة في الجلسة</w:t>
-        <w:br/>
-        <w:t>ربع لسرملا ديربلا ىلع تباجأ ةرئادلا نأ املو ؛ةرئادلل ينورتكلالا ديربلا ربع تادنتسملا عيمج لاسرإ مت ةقباسلا</w:t>
-        <w:br/>
-        <w:t>اهعفرب ماظنلا حمسي يتلا تاقفرملا نم ءزج قافرإ متيس ماظنلا ربع تادنتسملا قافرإ ةرورضب ليميالا</w:t>
+      </w:r>
+    </w:p>
+    <w:p>
+      <w:pPr>
+        <w:pStyle w:val="Heading2"/>
+        <w:jc w:val="right"/>
+        <w:bidi/>
+      </w:pPr>
+      <w:r>
+        <w:t>[ترويسة / كليشة رسمية — معلومات متكررة] ===</w:t>
+        <w:br/>
+        <w:t>السابقة تم إرسال جميع المستندات عبر البريد الالكتروني للدائرة؛ ولما أن الدائرة أجابت على البريد المرسل عبر</w:t>
+      </w:r>
+    </w:p>
+    <w:p>
+      <w:pPr>
+        <w:pStyle w:val="Heading2"/>
+        <w:jc w:val="right"/>
+        <w:bidi/>
+      </w:pPr>
+      <w:r>
+        <w:t>[الطلبات / المرفقات] ===</w:t>
+        <w:br/>
+        <w:t>الايميل بضرورة إرفاق المستندات عبر النظام سيتم إرفاق جزء من المرفقات التي يسمح النظام برفعها</w:t>
       </w:r>
     </w:p>
     <w:p>
@@ -801,11 +841,11 @@
         <w:br/>
         <w:t>الوارد في العقد سدد بحسب بنوده من خلال ثلاثة أجزاء (88 مليون خصممها المورث في حينه كمستحقات في</w:t>
         <w:br/>
-        <w:t>لامعأ نع ةأفاكمو اماع نوثالث ةدمل ثروملا تاكرش عيمجل يرتشملا ةرادإ رجأ لباقم يهو يرتشملا حلاصل هتمذ</w:t>
-        <w:br/>
-        <w:t>ثروملا ةشيعم تاقفن عيمجب همازتلا قيرط. نع تاونس رشع ىلع ةعزومو يرتشملا اهلمحتي نويلم -12 ةرادإلا</w:t>
-        <w:br/>
-        <w:t>120 غلبم نأ :يناثلا رمألا .(تاونس رشع ةدمل طاسقأ ىلع ثروملل يرتشملا اهددسي نويلم -20 ةرسألا مزاولو</w:t>
+        <w:t>ذمته لصالح المشتري وهي مقابل أجر إدارة المشتري لجميع شركات المورث لمدة ثلاثون عاما ومكافأة عن أعمال</w:t>
+        <w:br/>
+        <w:t>الإدارة -12 مليون يتحملها المشتري وموزعة على عشر سنوات عن .طريق التزامه بجميع نفقات معيشة المورث</w:t>
+        <w:br/>
+        <w:t>ولوازم الأسرة -20 مليون يسددها المشتري للمورث على أقساط لمدة عشر سنوات). الأمر الثاني: أن مبلغ 120</w:t>
         <w:br/>
         <w:t>مليون هو القيمة العادلة لثمن الحصص, بل هو في الحقيقة يزيد عن القيمة. سيما وأن الشركة بالأساس</w:t>
         <w:br/>
@@ -888,9 +928,9 @@
         <w:br/>
         <w:t>1 ريال كما هو ثابت في تقريره المبدثيء. لا يعتد به لأن التقرير الهائي تضمن أن إجمالي حقوق</w:t>
         <w:br/>
-        <w:t>ءاضقلا ةمكحم عجارت كلذ نم لاني .الو لاير 757.931,368 وه تازواجتلا رثأل ةفاضإلاب ةيرتفدلا ءاكرشلا</w:t>
-        <w:br/>
-        <w:t>سمتلملا مكحلا تالاكشإ :ًاثلاث .يئاهنلاو يئدبملا مييقتلا نيب قرفلا يف رظنلل ةلازغ وبأ ءاعدتسا نع يرادإلا</w:t>
+        <w:t>الشركاء الدفترية بالإضافة لأثر التجاوزات هو 368,757.931 ريال ولا. ينال من ذلك تراجع محكمة القضاء</w:t>
+        <w:br/>
+        <w:t>الإداري عن استدعاء أبو غزالة للنظر في الفرق بين التقييم المبدئي والنهائي. ثالثاً: إشكالات الحكم الملتمس</w:t>
         <w:br/>
         <w:t>والأدلة المقدمة في الالتماس والتي من شأنها تغيير وجه الحق في الدعوى: إن الحكم مبني على أمرين : الأمر</w:t>
         <w:br/>
@@ -904,7 +944,7 @@
         <w:br/>
         <w:t>المحكمة على أن المدعى عليه لم يقدم ما يفيد سداد ديون على المورث. ولم يقدم تقييمات أخرى؛ ورفضت</w:t>
         <w:br/>
-        <w:t>هنيح يف كلذ رذعت مغر .دادسلا ىلع ةلادلا تادنتسملاب اهديوزتل ىرخألا كونبلا وأ يزكرملا كنبلا ةبطاخم</w:t>
+        <w:t>مخاطبة البنك المركزي أو البنوك الأخرى لتزويدها بالمستندات الدالة على السداد. رغم تعذر ذلك في حينه</w:t>
         <w:br/>
         <w:t>على المدعى عليه نظراً لأن تلك المعاملات مضى علها أكثر من 10 سنوات. ويتضح مما سبق: أن المحكمة رفضت</w:t>
         <w:br/>
@@ -1016,7 +1056,7 @@
       <w:r>
         <w:t>[المتن الفعلي: الوقائع / الأسباب / المنطوق] ===</w:t>
         <w:br/>
-        <w:t>ماع</w:t>
+        <w:t>عام</w:t>
         <w:br/>
         <w:t>4-22</w:t>
       </w:r>
@@ -1043,11 +1083,11 @@
         <w:br/>
         <w:t>بأخذها بقرينة فقد الأهلية تأسيساً على حكم ولاية عام 1434ه مردود عليه بحجة قضائية مصدرها حكم</w:t>
         <w:br/>
-        <w:t>ه1442 ماع يف .موصخلا تاذ نيب ةدجب ةيصخشلا لاوحألا ةمكحمب فانئتَسالا ةمكحم نم رداص يئاضق</w:t>
+        <w:t>قضائي صادر من محكمة الاسَتئناف بمحكمة الأحوال الشخصية بجدة بين ذات الخصوم. في عام 1442ه</w:t>
         <w:br/>
         <w:t>واستند فيه الحكم إلى صحة وسلامة أهلية المورث وقت إثبات وصية له عام 1432., وأنه لا-عبرة بالحكم</w:t>
         <w:br/>
-        <w:t>نم ةرداصلا كوكصلا نأ " :هيلإ راشملا مكحلا بيبست صخلم و .ه1434 ماع يف ةيالولاب رداصلا ديدجلا</w:t>
+        <w:t>الجديد الصادر بالولاية في عام 1434ه. و ملخص تسبيب الحكم المشار إليه: " أن الصكوك الصادرة من</w:t>
       </w:r>
     </w:p>
     <w:p>
@@ -1093,7 +1133,7 @@
         <w:br/>
         <w:t>تختلف عن الثابت بقرار الشركاء ببيع حصة مورثه بالقيمة الاسمية, في حين أن المدعي نفسه وباقي الشركاء</w:t>
         <w:br/>
-        <w:t>ةيضقلاب ملاظملا ناويدب (17) مقر ةيراجتلا ةرئادلاب مهنيب تبثملاو ررحملا حلص قافتا بجومب مهصصح اوعاب</w:t>
+        <w:t>باعوا حصصهم بموجب اتفاق صلح المحرر والمثبت بينهم بالدائرة التجارية رقم (17) بديوان المظالم بالقضية</w:t>
         <w:br/>
         <w:t>(2/17/185) وتاريخ 02/12/1432ه على مبلغ 170 مليون و عند تحرير قرار الشركاء بما يفيد هذا التنازل</w:t>
         <w:br/>
@@ -1107,7 +1147,7 @@
         <w:br/>
         <w:t>لدى كتابة العدل مها بتاريخ 09/10/1431ه -19/10/1431ه لإلغاء وكالات حررها للمدعي (عدنان)</w:t>
         <w:br/>
-        <w:t>ام اذهو ندبغي ال هلثمو ةربخلا هيدلو ريبك ّر جات ثروملا نأ-ه !!ةيلهألا دقفب معزلا كلذك لاحلاو فيكف</w:t>
+        <w:t>فكيف والحال كذلك الزعم بفقد الأهلية!! ه-أن المورث تاج رّ كبير ولديه الخبرة ومثله لا يغبدن وهذا ما</w:t>
         <w:br/>
         <w:t>استقرت عليه المبادئ القضائية. و-أن علاقة الأبوة محل اعتبار في التعاقد والثابت أن المشتري (المدعى عليه)</w:t>
         <w:br/>
@@ -1183,8 +1223,28 @@
         <w:t>المستندات لم تستطع ادراجها عبر البرنامّج ببسبب حجمها كما أنها لم تقم بإرسالها الا عبر بريد الدائرة</w:t>
         <w:br/>
         <w:t>الالكتروني فأفهمت الدائرة الطرفين بأن يضع كل منهما بريده عبر حقل المحادثة وان يزود كل منهما الاخر عبر</w:t>
-        <w:br/>
-        <w:t>نيموي ةدم لالخ تاركذملا لدابت امهلع ناو'جمانربلا لالخ نم جاردالا رذعت رمتسا لاح يف ينورتكلالا ديربلا</w:t>
+      </w:r>
+    </w:p>
+    <w:p>
+      <w:pPr>
+        <w:pStyle w:val="Heading2"/>
+        <w:jc w:val="right"/>
+        <w:bidi/>
+      </w:pPr>
+      <w:r>
+        <w:t>[ترويسة / كليشة رسمية — معلومات متكررة] ===</w:t>
+        <w:br/>
+        <w:t>البريد الالكتروني في حال استمر تعذر الادراج من خلال البرنامج'وان علهما تبادل المذكرات خلال مدة يومين</w:t>
+      </w:r>
+    </w:p>
+    <w:p>
+      <w:pPr>
+        <w:pStyle w:val="Heading2"/>
+        <w:jc w:val="right"/>
+        <w:bidi/>
+      </w:pPr>
+      <w:r>
+        <w:t>[المتن الفعلي: الوقائع / الأسباب / المنطوق] ===</w:t>
         <w:br/>
         <w:t>لكل منهما وادراج ما يقدمانه في البرنامج او عبر البريد الالكتروني للدائرة أيضا وعليه تقرر الدائرة تأجيل نظر</w:t>
         <w:br/>
@@ -1208,13 +1268,13 @@
         <w:br/>
         <w:t>ريال جواباً عليه أقول لقد سبق للملتمس ان تقدم للدائرة الابتدائية بهذه المبالغ والشيكات وتناولتها الدائرة</w:t>
         <w:br/>
-        <w:t>ةرتف ءانثا ةريبكلا ىواعدلا رظنب ةصتخملا ةرئادلا ىدل تادنتسملا هذهب مدقت كلذكو اهلوبق مدعو اهلع درلاب</w:t>
+        <w:t>بالرد علها وعدم قبولها وكذلك تقدم بهذه المستندات لدى الدائرة المختصة بنظر الدعاوى الكبيرة اثناء فترة</w:t>
         <w:br/>
         <w:t>الترافع لدى الدائرة الموقرة في القضية رقم 07.97. ./ا40 وتاريخ 13/01/1445ه بينما حكم الدائرة - محل</w:t>
         <w:br/>
         <w:t>الالتماس - كان بتاريخ 13/03/1445ه ونرفق لفضيلتكم صورة صك الحكم الصادر من الدائرة المختصة</w:t>
         <w:br/>
-        <w:t>هردقو غلبمب ًابلاطم اهريغو غلابملا هذه سمتلملا دروا دقو ةدجب ةماعلا ةمكحملاب ةريبكلا ىواعدلا رظنب</w:t>
+        <w:t>بنظر الدعاوى الكبيرة بالمحكمة العامة بجدة وقد اورد الملتمس هذه المبالغ وغيرها مطالباً بمبلغ وقدره</w:t>
       </w:r>
     </w:p>
     <w:p>
@@ -1238,7 +1298,7 @@
       <w:r>
         <w:t>[المتن الفعلي: الوقائع / الأسباب / المنطوق] ===</w:t>
         <w:br/>
-        <w:t>درلاب تماقو ةرقوملا مكترئادو ةيئادتبالا ةرئادلا_-ىدل تادنتسملا هذه مدق ناو قبس سمتلملا نأب ًاملع ( ةريبكلا</w:t>
+        <w:t>الكبيرة ) علماً بأن الملتمس سبق وان قدم هذه المستندات لدى_-الدائرة الابتدائية ودائرتكم الموقرة وقامت بالرد</w:t>
       </w:r>
     </w:p>
     <w:p>
@@ -1302,7 +1362,7 @@
       <w:r>
         <w:t>[المتن الفعلي: الوقائع / الأسباب / المنطوق] ===</w:t>
         <w:br/>
-        <w:t>ماع</w:t>
+        <w:t>عام</w:t>
         <w:br/>
         <w:t>22 4خ</w:t>
       </w:r>
@@ -1321,9 +1381,9 @@
         <w:br/>
         <w:t>كافيًا في تحديد بداية مدة التماس إعادة النظر المنصوص علهنا في المادة (الأولى بعد المائتين) من النظام ما</w:t>
         <w:br/>
-        <w:t>نم (ب) ةرقفلا يف اهلع صوصنملا قاروألا روهظ تقوبو ءشغلاو ريوزتلاب هملع خيراتب سمتلملا ةدافإ -أ :يتأي</w:t>
-        <w:br/>
-        <w:t>ةيئادتبالا ةرئادلا ىدل عفارتلا ءانثا قاروألا هذه ميدقتب ماق سمتلملا نا اميو (ماظنلا نم (نيتئاملا) ةداملا</w:t>
+        <w:t>يأتي: أ- إفادة الملتمس بتاريخ علمه بالتزوير والغشء وبوقت ظهور الأوراق المنصوص علها في الفقرة (ب) من</w:t>
+        <w:br/>
+        <w:t>المادة (المائتين) من النظام) ويما ان الملتمس قام بتقديم هذه الأوراق اثناء الترافع لدى الدائرة الابتدائية</w:t>
         <w:br/>
         <w:t>والاستئنافية (مستند رقم 3 مذكرة تقدم بها الملتمس تبين ان هذه المستندات سبق منه تقديمها ) وتقدم بها</w:t>
         <w:br/>
@@ -1333,7 +1393,7 @@
         <w:br/>
         <w:t>الحصص وانها لاتبلغ المبلغ المحكوم به وانه علم عن ذلك الغش بتاريخ 04/07/1445ه وهذا الادعاء غير</w:t>
         <w:br/>
-        <w:t>سمتلملا نا تاعفارملا نم تباثلا نإف عفارتلا ةرتف ءانثا هنم ةمدقملا تاركذملاو ةعفارملا تاسلج هبذكت حيحص</w:t>
+        <w:t>صحيح تكذبه جلسات المرافعة والمذكرات المقدمة منه اثناء فترة الترافع فإن الثابت من المرافعات ان الملتمس</w:t>
         <w:br/>
         <w:t>دفع بأن قيمة الحصص لا تبلغ هذا المبلغ وتم تناولها بالرد في الحكم الابتدائي والحكم النهائي وقد اعاد</w:t>
         <w:br/>
@@ -1379,9 +1439,9 @@
         <w:br/>
         <w:t>الاستئناف قد أوردت في تسبيبها ما يلي : (أن المدعى عليه لم يقدم ما يثبت بأن قيمة شراء الحصص دُفعت</w:t>
         <w:br/>
-        <w:t>,هتقد وأ هتحص نم ققحتلا نكمملا ريغ نمو ؛هيلع فرصلاب تافيلكت وأ هدلاو نع تاينويدُم ذادس قيرطب</w:t>
-        <w:br/>
-        <w:t>ميدقت لجأل ةدجب ةماعلا ةمكحملا وأ ةقالعلا تاذ كونبلاو يزكرملا كنبلل ةباتكلا هيلع ىعدملا بلط نأو</w:t>
+        <w:t>بطريق سداذ مُديونيات عن والده أو تكليفات بالصرف عليه؛ ومن غير الممكن التحقق من صحته أو دقته,</w:t>
+        <w:br/>
+        <w:t>وأن طلب المدعى عليه الكتابة للبنك المركزي والبنوك ذات العلاقة أو المحكمة العامة بجدة لأجل تقديم</w:t>
       </w:r>
     </w:p>
     <w:p>
@@ -1522,7 +1582,7 @@
         <w:br/>
         <w:t>والمتمثل في غش المدعين الذي كان له أثر في الحكم . ليس سبباً جديدا وإنما سبق للملتمس تناول مسألة</w:t>
         <w:br/>
-        <w:t>ةمكحمو ىلوألا ةجردلا ةمكحم نأ :يت-آلاب هيلع دودرم عفدتلا اذهو .ةعفارملا تاسلجب صصحلا مييقت</w:t>
+        <w:t>تقييم الحصص بجلسات المرافعة. وهذا التدفع مردود عليه بالآ-تي: أن محكمة الدرجة الأولى ومحكمة</w:t>
         <w:br/>
         <w:t>الاستئناف تأثرت بغش الملتمس ضدهما بشأن تقييم الحصص . والطعن بتزوير عقد البيع الموقع من المورث</w:t>
         <w:br/>
@@ -1611,7 +1671,7 @@
         <w:br/>
         <w:t>تفاصيل التخارج ونسب كل شريك وحضور الملتمس ضده الأول (عدنان زيني) لهذا الاجتماع .وثابت بالمحضر</w:t>
         <w:br/>
-        <w:t>38 ىدعتت ال هّللا همحر ينيز دمحأ خيشلا ثروملا ةصح ةميقو نويلم 136 تقولا كلذب تاكرشلا ةميق نأ</w:t>
+        <w:t>أن قيمة الشركات بذلك الوقت 136 مليون وقيمة حصة المورث الشيخ أحمد زيني رحمه اللّه لا تتعدى 38</w:t>
       </w:r>
     </w:p>
     <w:p>
@@ -1643,7 +1703,7 @@
         <w:br/>
         <w:t>ريالء وحرروا شهادتهم مكتوبة (مرفقة ضمن أوراق الالتماس). وحيث سبق وأوضحنا في لائحة الالتماس أن</w:t>
         <w:br/>
-        <w:t>نم بسن تلآ يتلاو جراختلا لحم تاكرشلل ةرداصلا ىرخألا تامييقتلا نأ :هنيح يف شغلاب ملعلا رذعت ببس</w:t>
+        <w:t>سبب تعذر العلم بالغش في حينه: أن التقييمات الأخرى الصادرة للشركات محل التخارج والتي آلت نسب من</w:t>
         <w:br/>
         <w:t>حصصها إلى شركة أحمد زيني وأولاده. وشركة أحمد زيني التجارية. وكذلك محضر اجتماع التخارج الثابت</w:t>
         <w:br/>
@@ -1759,7 +1819,7 @@
         <w:br/>
         <w:t>والده للبنوك وتكليفات للصرف عليه , كما ذكر أن الغش يتمثل في زعم المدعيين - على غير الحقيقة - أن</w:t>
         <w:br/>
-        <w:t>ىلع اهعالطا دعب ةرئادلاو . ةلازغ وبأ للالط بساحملا يئاهلا ريرقتلا يف ةدراولا يه ةصحلل ةلداعلا ةميقلا</w:t>
+        <w:t>القيمة العادلة للحصة هي الواردة في التقرير الهائي المحاسب طلالل أبو غزالة . والدائرة بعد اطلاعها على</w:t>
       </w:r>
     </w:p>
     <w:p>
@@ -1797,7 +1857,7 @@
         <w:br/>
         <w:t>الأوراق شيكات ومستندات أخرى لا دليل يثبت أنها دفعت سداداً لثمن الحصة . وكذلك الحال فيما ادعاه</w:t>
         <w:br/>
-        <w:t>شقانو , مييقتلا ةحص مدعب سمتلملا عفد دقف , ةصحلا مييقت لايح نييعدملا نم شغ دوجو نم سمتلملا</w:t>
+        <w:t>الملتمس من وجود غش من المدعيين حيال تقييم الحصة , فقد دفع الملتمس بعدم صحة التقييم , وناقش</w:t>
         <w:br/>
         <w:t>الحكم الصادر في القضية هذا الدفع مما لا يستقيم معه إعادة طرحه مرة أخرى كسبب من أسباب الالتماس</w:t>
         <w:br/>
@@ -1885,9 +1945,9 @@
       <w:r>
         <w:t>[المتن الفعلي: الوقائع / الأسباب / المنطوق] ===</w:t>
         <w:br/>
-        <w:t>ةرئادلا وضع ةرثادلا وضع 1 8</w:t>
-        <w:br/>
-        <w:t>7 نب ن ثلا دمحم نب ديل يرمعل يلع ضوع ديبع</w:t>
+        <w:t>8 1 عضو الداثرة عضو الدائرة</w:t>
+        <w:br/>
+        <w:t>عبيد عوض علي لعمري ليد بن محمد الث ن بن 7</w:t>
         <w:br/>
         <w:t>000006 4 لشهري عبدالرحمن بن علي الشمري</w:t>
         <w:br/>
@@ -1895,7 +1955,7 @@
         <w:br/>
         <w:t>1 0 ا</w:t>
         <w:br/>
-        <w:t>ما 0 ماا</w:t>
+        <w:t>اام 0 ام</w:t>
         <w:br/>
         <w:t>ةك 2 0 ا</w:t>
       </w:r>
